--- a/referencias/Manual_de_usuario_La_Unica.docx
+++ b/referencias/Manual_de_usuario_La_Unica.docx
@@ -28,12 +28,14 @@
         </w:rPr>
         <w:t xml:space="preserve">La </w:t>
       </w:r>
+      <w:proofErr w:type="spellStart"/>
       <w:r>
         <w:rPr>
           <w:b/>
         </w:rPr>
         <w:t>Única</w:t>
       </w:r>
+      <w:proofErr w:type="spellEnd"/>
     </w:p>
     <w:p>
       <w:pPr>
@@ -64,9 +66,20 @@
         <w:spacing w:after="760"/>
         <w:jc w:val="center"/>
       </w:pPr>
-      <w:r>
-        <w:t>Ficha 3407799</w:t>
-      </w:r>
+      <w:proofErr w:type="spellStart"/>
+      <w:r>
+        <w:t>Ficha</w:t>
+      </w:r>
+      <w:proofErr w:type="spellEnd"/>
+      <w:r>
+        <w:t xml:space="preserve"> 3407799</w:t>
+      </w:r>
+    </w:p>
+    <w:p>
+      <w:pPr>
+        <w:spacing w:after="760"/>
+        <w:jc w:val="center"/>
+      </w:pPr>
     </w:p>
     <w:p>
       <w:pPr>
@@ -127,57 +140,25 @@
     </w:p>
     <w:p>
       <w:pPr>
-        <w:spacing w:after="240"/>
-        <w:jc w:val="center"/>
-      </w:pPr>
-    </w:p>
-    <w:p>
-      <w:pPr>
-        <w:spacing w:after="240"/>
-        <w:jc w:val="center"/>
-      </w:pPr>
-    </w:p>
-    <w:p>
-      <w:pPr>
         <w:spacing w:after="0"/>
         <w:jc w:val="center"/>
       </w:pPr>
       <w:r>
         <w:t>Instructor: José de Jesús Motta Vargas</w:t>
       </w:r>
-      <w:r>
-        <w:tab/>
-      </w:r>
-    </w:p>
-    <w:p>
-      <w:pPr>
-        <w:spacing w:after="0"/>
+    </w:p>
+    <w:p>
+      <w:pPr>
+        <w:spacing w:before="3800" w:after="0"/>
         <w:jc w:val="center"/>
       </w:pPr>
-    </w:p>
-    <w:p>
-      <w:pPr>
-        <w:spacing w:after="0"/>
-        <w:jc w:val="center"/>
-      </w:pPr>
-    </w:p>
-    <w:p>
-      <w:pPr>
-        <w:spacing w:after="0"/>
-        <w:jc w:val="center"/>
-      </w:pPr>
-    </w:p>
-    <w:p>
-      <w:pPr>
-        <w:spacing w:after="0"/>
-        <w:jc w:val="center"/>
-      </w:pPr>
       <w:r>
         <w:t>27 de octubre de 2026</w:t>
       </w:r>
     </w:p>
     <w:p>
       <w:r>
+        <w:lastRenderedPageBreak/>
         <w:br w:type="page"/>
       </w:r>
     </w:p>
@@ -186,28 +167,22 @@
         <w:pStyle w:val="Ttulo1"/>
         <w:jc w:val="center"/>
       </w:pPr>
-      <w:bookmarkStart w:id="0" w:name="_Toc243985041"/>
+      <w:bookmarkStart w:id="0" w:name="_Toc243991080"/>
       <w:r>
         <w:lastRenderedPageBreak/>
-        <w:t xml:space="preserve">Control del </w:t>
+        <w:t>Control del documento</w:t>
       </w:r>
       <w:bookmarkEnd w:id="0"/>
-      <w:r>
-        <w:t>documento.</w:t>
-      </w:r>
-    </w:p>
-    <w:p>
-      <w:pPr>
-        <w:pStyle w:val="Ttulo1"/>
-      </w:pPr>
-      <w:bookmarkStart w:id="1" w:name="_Toc243985042"/>
-      <w:r>
-        <w:t xml:space="preserve">Control de la </w:t>
+    </w:p>
+    <w:p>
+      <w:pPr>
+        <w:pStyle w:val="Ttulo2"/>
+      </w:pPr>
+      <w:bookmarkStart w:id="1" w:name="_Toc243991081"/>
+      <w:r>
+        <w:t>Control de la versión</w:t>
       </w:r>
       <w:bookmarkEnd w:id="1"/>
-      <w:r>
-        <w:t>versión.</w:t>
-      </w:r>
     </w:p>
     <w:tbl>
       <w:tblPr>
@@ -228,9 +203,6 @@
             <w:vAlign w:val="center"/>
           </w:tcPr>
           <w:p>
-            <w:pPr>
-              <w:spacing w:after="60"/>
-            </w:pPr>
             <w:r>
               <w:t>Versión</w:t>
             </w:r>
@@ -242,9 +214,6 @@
             <w:vAlign w:val="center"/>
           </w:tcPr>
           <w:p>
-            <w:pPr>
-              <w:spacing w:after="60"/>
-            </w:pPr>
             <w:r>
               <w:t>Fecha</w:t>
             </w:r>
@@ -256,9 +225,6 @@
             <w:vAlign w:val="center"/>
           </w:tcPr>
           <w:p>
-            <w:pPr>
-              <w:spacing w:after="60"/>
-            </w:pPr>
             <w:r>
               <w:t>Estado</w:t>
             </w:r>
@@ -270,9 +236,6 @@
             <w:vAlign w:val="center"/>
           </w:tcPr>
           <w:p>
-            <w:pPr>
-              <w:spacing w:after="60"/>
-            </w:pPr>
             <w:r>
               <w:t>Descripción</w:t>
             </w:r>
@@ -286,9 +249,6 @@
             <w:vAlign w:val="center"/>
           </w:tcPr>
           <w:p>
-            <w:pPr>
-              <w:spacing w:after="60"/>
-            </w:pPr>
             <w:r>
               <w:t>1.0</w:t>
             </w:r>
@@ -300,9 +260,6 @@
             <w:vAlign w:val="center"/>
           </w:tcPr>
           <w:p>
-            <w:pPr>
-              <w:spacing w:after="60"/>
-            </w:pPr>
             <w:r>
               <w:t>27/10/2026</w:t>
             </w:r>
@@ -314,11 +271,8 @@
             <w:vAlign w:val="center"/>
           </w:tcPr>
           <w:p>
-            <w:pPr>
-              <w:spacing w:after="60"/>
-            </w:pPr>
-            <w:r>
-              <w:t>Vigente</w:t>
+            <w:r>
+              <w:t>Reemplazada</w:t>
             </w:r>
           </w:p>
         </w:tc>
@@ -328,11 +282,54 @@
             <w:vAlign w:val="center"/>
           </w:tcPr>
           <w:p>
-            <w:pPr>
-              <w:spacing w:after="60"/>
-            </w:pPr>
-            <w:r>
-              <w:t>Elaboración del manual de usuario para la revisión de la rama camilo-trabajo.</w:t>
+            <w:r>
+              <w:t>Primera versión para clientes y productos.</w:t>
+            </w:r>
+          </w:p>
+        </w:tc>
+      </w:tr>
+      <w:tr>
+        <w:tc>
+          <w:tcPr>
+            <w:tcW w:w="2412" w:type="dxa"/>
+            <w:vAlign w:val="center"/>
+          </w:tcPr>
+          <w:p>
+            <w:r>
+              <w:t>2.0</w:t>
+            </w:r>
+          </w:p>
+        </w:tc>
+        <w:tc>
+          <w:tcPr>
+            <w:tcW w:w="2412" w:type="dxa"/>
+            <w:vAlign w:val="center"/>
+          </w:tcPr>
+          <w:p>
+            <w:r>
+              <w:t>27/10/2026</w:t>
+            </w:r>
+          </w:p>
+        </w:tc>
+        <w:tc>
+          <w:tcPr>
+            <w:tcW w:w="2412" w:type="dxa"/>
+            <w:vAlign w:val="center"/>
+          </w:tcPr>
+          <w:p>
+            <w:r>
+              <w:t>Vigente</w:t>
+            </w:r>
+          </w:p>
+        </w:tc>
+        <w:tc>
+          <w:tcPr>
+            <w:tcW w:w="2412" w:type="dxa"/>
+            <w:vAlign w:val="center"/>
+          </w:tcPr>
+          <w:p>
+            <w:r>
+              <w:t>Actualización de clientes, productos, facturas y reportes.</w:t>
             </w:r>
           </w:p>
         </w:tc>
@@ -340,35 +337,173 @@
     </w:tbl>
     <w:p>
       <w:pPr>
-        <w:pStyle w:val="Ttulo1"/>
-      </w:pPr>
-      <w:bookmarkStart w:id="2" w:name="_Toc243985043"/>
-      <w:r>
-        <w:t>Datos de referencia</w:t>
-      </w:r>
-      <w:bookmarkEnd w:id="2"/>
-    </w:p>
-    <w:p>
-      <w:r>
-        <w:t xml:space="preserve">Proyecto: La Única. Rama consultada: camilo-trabajo. </w:t>
-      </w:r>
-    </w:p>
-    <w:p>
-      <w:r>
-        <w:t>Documentos de referencia: especificación de requisitos de software, versión 1.3; README adjunto; código fuente y esquema de base de datos de la rama indicada.</w:t>
-      </w:r>
-    </w:p>
-    <w:p>
-      <w:r>
-        <w:br w:type="page"/>
-      </w:r>
+        <w:pStyle w:val="TtuloTDC"/>
+        <w:rPr>
+          <w:lang w:val="es-ES"/>
+        </w:rPr>
+      </w:pPr>
+    </w:p>
+    <w:p>
+      <w:pPr>
+        <w:pStyle w:val="TtuloTDC"/>
+        <w:rPr>
+          <w:lang w:val="es-ES"/>
+        </w:rPr>
+      </w:pPr>
+    </w:p>
+    <w:p>
+      <w:pPr>
+        <w:rPr>
+          <w:lang w:val="es-ES"/>
+        </w:rPr>
+      </w:pPr>
+    </w:p>
+    <w:p>
+      <w:pPr>
+        <w:rPr>
+          <w:lang w:val="es-ES"/>
+        </w:rPr>
+      </w:pPr>
+    </w:p>
+    <w:p>
+      <w:pPr>
+        <w:rPr>
+          <w:lang w:val="es-ES"/>
+        </w:rPr>
+      </w:pPr>
+    </w:p>
+    <w:p>
+      <w:pPr>
+        <w:rPr>
+          <w:lang w:val="es-ES"/>
+        </w:rPr>
+      </w:pPr>
+    </w:p>
+    <w:p>
+      <w:pPr>
+        <w:rPr>
+          <w:lang w:val="es-ES"/>
+        </w:rPr>
+      </w:pPr>
+    </w:p>
+    <w:p>
+      <w:pPr>
+        <w:rPr>
+          <w:lang w:val="es-ES"/>
+        </w:rPr>
+      </w:pPr>
+    </w:p>
+    <w:p>
+      <w:pPr>
+        <w:rPr>
+          <w:lang w:val="es-ES"/>
+        </w:rPr>
+      </w:pPr>
+    </w:p>
+    <w:p>
+      <w:pPr>
+        <w:rPr>
+          <w:lang w:val="es-ES"/>
+        </w:rPr>
+      </w:pPr>
+    </w:p>
+    <w:p>
+      <w:pPr>
+        <w:rPr>
+          <w:lang w:val="es-ES"/>
+        </w:rPr>
+      </w:pPr>
+    </w:p>
+    <w:p>
+      <w:pPr>
+        <w:rPr>
+          <w:lang w:val="es-ES"/>
+        </w:rPr>
+      </w:pPr>
+    </w:p>
+    <w:p>
+      <w:pPr>
+        <w:rPr>
+          <w:lang w:val="es-ES"/>
+        </w:rPr>
+      </w:pPr>
+    </w:p>
+    <w:p>
+      <w:pPr>
+        <w:rPr>
+          <w:lang w:val="es-ES"/>
+        </w:rPr>
+      </w:pPr>
+    </w:p>
+    <w:p>
+      <w:pPr>
+        <w:rPr>
+          <w:lang w:val="es-ES"/>
+        </w:rPr>
+      </w:pPr>
+    </w:p>
+    <w:p>
+      <w:pPr>
+        <w:rPr>
+          <w:lang w:val="es-ES"/>
+        </w:rPr>
+      </w:pPr>
+    </w:p>
+    <w:p>
+      <w:pPr>
+        <w:rPr>
+          <w:lang w:val="es-ES"/>
+        </w:rPr>
+      </w:pPr>
+    </w:p>
+    <w:p>
+      <w:pPr>
+        <w:rPr>
+          <w:lang w:val="es-ES"/>
+        </w:rPr>
+      </w:pPr>
+    </w:p>
+    <w:p>
+      <w:pPr>
+        <w:rPr>
+          <w:lang w:val="es-ES"/>
+        </w:rPr>
+      </w:pPr>
+    </w:p>
+    <w:p>
+      <w:pPr>
+        <w:rPr>
+          <w:lang w:val="es-ES"/>
+        </w:rPr>
+      </w:pPr>
+    </w:p>
+    <w:p>
+      <w:pPr>
+        <w:rPr>
+          <w:lang w:val="es-ES"/>
+        </w:rPr>
+      </w:pPr>
+    </w:p>
+    <w:p>
+      <w:pPr>
+        <w:rPr>
+          <w:lang w:val="es-ES"/>
+        </w:rPr>
+      </w:pPr>
+    </w:p>
+    <w:p>
+      <w:pPr>
+        <w:rPr>
+          <w:lang w:val="es-ES"/>
+        </w:rPr>
+      </w:pPr>
     </w:p>
     <w:sdt>
       <w:sdtPr>
         <w:rPr>
           <w:lang w:val="es-ES"/>
         </w:rPr>
-        <w:id w:val="408975997"/>
+        <w:id w:val="1111011776"/>
         <w:docPartObj>
           <w:docPartGallery w:val="Table of Contents"/>
           <w:docPartUnique/>
@@ -412,7 +547,7 @@
           <w:r>
             <w:fldChar w:fldCharType="separate"/>
           </w:r>
-          <w:hyperlink w:anchor="_Toc243985041" w:history="1">
+          <w:hyperlink w:anchor="_Toc243991080" w:history="1">
             <w:r>
               <w:rPr>
                 <w:rStyle w:val="Hipervnculo"/>
@@ -439,7 +574,75 @@
                 <w:noProof/>
                 <w:webHidden/>
               </w:rPr>
-              <w:instrText xml:space="preserve"> PAGEREF _Toc243985041 \h </w:instrText>
+              <w:instrText xml:space="preserve"> PAGEREF _Toc243991080 \h </w:instrText>
+            </w:r>
+            <w:r>
+              <w:rPr>
+                <w:noProof/>
+                <w:webHidden/>
+              </w:rPr>
+            </w:r>
+            <w:r>
+              <w:rPr>
+                <w:noProof/>
+                <w:webHidden/>
+              </w:rPr>
+              <w:fldChar w:fldCharType="separate"/>
+            </w:r>
+            <w:r>
+              <w:rPr>
+                <w:noProof/>
+                <w:webHidden/>
+              </w:rPr>
+              <w:t>2</w:t>
+            </w:r>
+            <w:r>
+              <w:rPr>
+                <w:noProof/>
+                <w:webHidden/>
+              </w:rPr>
+              <w:fldChar w:fldCharType="end"/>
+            </w:r>
+          </w:hyperlink>
+        </w:p>
+        <w:p>
+          <w:pPr>
+            <w:pStyle w:val="TDC2"/>
+            <w:tabs>
+              <w:tab w:val="right" w:leader="dot" w:pos="9638"/>
+            </w:tabs>
+            <w:rPr>
+              <w:noProof/>
+            </w:rPr>
+          </w:pPr>
+          <w:hyperlink w:anchor="_Toc243991081" w:history="1">
+            <w:r>
+              <w:rPr>
+                <w:rStyle w:val="Hipervnculo"/>
+                <w:noProof/>
+              </w:rPr>
+              <w:t>Control de la versión</w:t>
+            </w:r>
+            <w:r>
+              <w:rPr>
+                <w:noProof/>
+                <w:webHidden/>
+              </w:rPr>
+              <w:tab/>
+            </w:r>
+            <w:r>
+              <w:rPr>
+                <w:noProof/>
+                <w:webHidden/>
+              </w:rPr>
+              <w:fldChar w:fldCharType="begin"/>
+            </w:r>
+            <w:r>
+              <w:rPr>
+                <w:noProof/>
+                <w:webHidden/>
+              </w:rPr>
+              <w:instrText xml:space="preserve"> PAGEREF _Toc243991081 \h </w:instrText>
             </w:r>
             <w:r>
               <w:rPr>
@@ -480,13 +683,13 @@
               <w:noProof/>
             </w:rPr>
           </w:pPr>
-          <w:hyperlink w:anchor="_Toc243985042" w:history="1">
+          <w:hyperlink w:anchor="_Toc243991082" w:history="1">
             <w:r>
               <w:rPr>
                 <w:rStyle w:val="Hipervnculo"/>
                 <w:noProof/>
               </w:rPr>
-              <w:t>Control de la versión</w:t>
+              <w:t>Resumen ejecutivo</w:t>
             </w:r>
             <w:r>
               <w:rPr>
@@ -507,7 +710,7 @@
                 <w:noProof/>
                 <w:webHidden/>
               </w:rPr>
-              <w:instrText xml:space="preserve"> PAGEREF _Toc243985042 \h </w:instrText>
+              <w:instrText xml:space="preserve"> PAGEREF _Toc243991082 \h </w:instrText>
             </w:r>
             <w:r>
               <w:rPr>
@@ -527,7 +730,143 @@
                 <w:noProof/>
                 <w:webHidden/>
               </w:rPr>
-              <w:t>2</w:t>
+              <w:t>3</w:t>
+            </w:r>
+            <w:r>
+              <w:rPr>
+                <w:noProof/>
+                <w:webHidden/>
+              </w:rPr>
+              <w:fldChar w:fldCharType="end"/>
+            </w:r>
+          </w:hyperlink>
+        </w:p>
+        <w:p>
+          <w:pPr>
+            <w:pStyle w:val="TDC2"/>
+            <w:tabs>
+              <w:tab w:val="right" w:leader="dot" w:pos="9638"/>
+            </w:tabs>
+            <w:rPr>
+              <w:noProof/>
+            </w:rPr>
+          </w:pPr>
+          <w:hyperlink w:anchor="_Toc243991083" w:history="1">
+            <w:r>
+              <w:rPr>
+                <w:rStyle w:val="Hipervnculo"/>
+                <w:noProof/>
+              </w:rPr>
+              <w:t>Objetivo general</w:t>
+            </w:r>
+            <w:r>
+              <w:rPr>
+                <w:noProof/>
+                <w:webHidden/>
+              </w:rPr>
+              <w:tab/>
+            </w:r>
+            <w:r>
+              <w:rPr>
+                <w:noProof/>
+                <w:webHidden/>
+              </w:rPr>
+              <w:fldChar w:fldCharType="begin"/>
+            </w:r>
+            <w:r>
+              <w:rPr>
+                <w:noProof/>
+                <w:webHidden/>
+              </w:rPr>
+              <w:instrText xml:space="preserve"> PAGEREF _Toc243991083 \h </w:instrText>
+            </w:r>
+            <w:r>
+              <w:rPr>
+                <w:noProof/>
+                <w:webHidden/>
+              </w:rPr>
+            </w:r>
+            <w:r>
+              <w:rPr>
+                <w:noProof/>
+                <w:webHidden/>
+              </w:rPr>
+              <w:fldChar w:fldCharType="separate"/>
+            </w:r>
+            <w:r>
+              <w:rPr>
+                <w:noProof/>
+                <w:webHidden/>
+              </w:rPr>
+              <w:t>3</w:t>
+            </w:r>
+            <w:r>
+              <w:rPr>
+                <w:noProof/>
+                <w:webHidden/>
+              </w:rPr>
+              <w:fldChar w:fldCharType="end"/>
+            </w:r>
+          </w:hyperlink>
+        </w:p>
+        <w:p>
+          <w:pPr>
+            <w:pStyle w:val="TDC2"/>
+            <w:tabs>
+              <w:tab w:val="right" w:leader="dot" w:pos="9638"/>
+            </w:tabs>
+            <w:rPr>
+              <w:noProof/>
+            </w:rPr>
+          </w:pPr>
+          <w:hyperlink w:anchor="_Toc243991084" w:history="1">
+            <w:r>
+              <w:rPr>
+                <w:rStyle w:val="Hipervnculo"/>
+                <w:noProof/>
+              </w:rPr>
+              <w:t>Objetivos específicos</w:t>
+            </w:r>
+            <w:r>
+              <w:rPr>
+                <w:noProof/>
+                <w:webHidden/>
+              </w:rPr>
+              <w:tab/>
+            </w:r>
+            <w:r>
+              <w:rPr>
+                <w:noProof/>
+                <w:webHidden/>
+              </w:rPr>
+              <w:fldChar w:fldCharType="begin"/>
+            </w:r>
+            <w:r>
+              <w:rPr>
+                <w:noProof/>
+                <w:webHidden/>
+              </w:rPr>
+              <w:instrText xml:space="preserve"> PAGEREF _Toc243991084 \h </w:instrText>
+            </w:r>
+            <w:r>
+              <w:rPr>
+                <w:noProof/>
+                <w:webHidden/>
+              </w:rPr>
+            </w:r>
+            <w:r>
+              <w:rPr>
+                <w:noProof/>
+                <w:webHidden/>
+              </w:rPr>
+              <w:fldChar w:fldCharType="separate"/>
+            </w:r>
+            <w:r>
+              <w:rPr>
+                <w:noProof/>
+                <w:webHidden/>
+              </w:rPr>
+              <w:t>3</w:t>
             </w:r>
             <w:r>
               <w:rPr>
@@ -548,13 +887,13 @@
               <w:noProof/>
             </w:rPr>
           </w:pPr>
-          <w:hyperlink w:anchor="_Toc243985043" w:history="1">
+          <w:hyperlink w:anchor="_Toc243991085" w:history="1">
             <w:r>
               <w:rPr>
                 <w:rStyle w:val="Hipervnculo"/>
                 <w:noProof/>
               </w:rPr>
-              <w:t>Datos de referencia</w:t>
+              <w:t>1. Objetivo y alcance</w:t>
             </w:r>
             <w:r>
               <w:rPr>
@@ -575,7 +914,7 @@
                 <w:noProof/>
                 <w:webHidden/>
               </w:rPr>
-              <w:instrText xml:space="preserve"> PAGEREF _Toc243985043 \h </w:instrText>
+              <w:instrText xml:space="preserve"> PAGEREF _Toc243991085 \h </w:instrText>
             </w:r>
             <w:r>
               <w:rPr>
@@ -595,7 +934,7 @@
                 <w:noProof/>
                 <w:webHidden/>
               </w:rPr>
-              <w:t>2</w:t>
+              <w:t>4</w:t>
             </w:r>
             <w:r>
               <w:rPr>
@@ -616,13 +955,13 @@
               <w:noProof/>
             </w:rPr>
           </w:pPr>
-          <w:hyperlink w:anchor="_Toc243985044" w:history="1">
+          <w:hyperlink w:anchor="_Toc243991086" w:history="1">
             <w:r>
               <w:rPr>
                 <w:rStyle w:val="Hipervnculo"/>
                 <w:noProof/>
               </w:rPr>
-              <w:t>Resumen ejecutivo</w:t>
+              <w:t>2. Antes de comenzar</w:t>
             </w:r>
             <w:r>
               <w:rPr>
@@ -643,7 +982,75 @@
                 <w:noProof/>
                 <w:webHidden/>
               </w:rPr>
-              <w:instrText xml:space="preserve"> PAGEREF _Toc243985044 \h </w:instrText>
+              <w:instrText xml:space="preserve"> PAGEREF _Toc243991086 \h </w:instrText>
+            </w:r>
+            <w:r>
+              <w:rPr>
+                <w:noProof/>
+                <w:webHidden/>
+              </w:rPr>
+            </w:r>
+            <w:r>
+              <w:rPr>
+                <w:noProof/>
+                <w:webHidden/>
+              </w:rPr>
+              <w:fldChar w:fldCharType="separate"/>
+            </w:r>
+            <w:r>
+              <w:rPr>
+                <w:noProof/>
+                <w:webHidden/>
+              </w:rPr>
+              <w:t>4</w:t>
+            </w:r>
+            <w:r>
+              <w:rPr>
+                <w:noProof/>
+                <w:webHidden/>
+              </w:rPr>
+              <w:fldChar w:fldCharType="end"/>
+            </w:r>
+          </w:hyperlink>
+        </w:p>
+        <w:p>
+          <w:pPr>
+            <w:pStyle w:val="TDC2"/>
+            <w:tabs>
+              <w:tab w:val="right" w:leader="dot" w:pos="9638"/>
+            </w:tabs>
+            <w:rPr>
+              <w:noProof/>
+            </w:rPr>
+          </w:pPr>
+          <w:hyperlink w:anchor="_Toc243991087" w:history="1">
+            <w:r>
+              <w:rPr>
+                <w:rStyle w:val="Hipervnculo"/>
+                <w:noProof/>
+              </w:rPr>
+              <w:t>2.1 Preparación técnica inicial</w:t>
+            </w:r>
+            <w:r>
+              <w:rPr>
+                <w:noProof/>
+                <w:webHidden/>
+              </w:rPr>
+              <w:tab/>
+            </w:r>
+            <w:r>
+              <w:rPr>
+                <w:noProof/>
+                <w:webHidden/>
+              </w:rPr>
+              <w:fldChar w:fldCharType="begin"/>
+            </w:r>
+            <w:r>
+              <w:rPr>
+                <w:noProof/>
+                <w:webHidden/>
+              </w:rPr>
+              <w:instrText xml:space="preserve"> PAGEREF _Toc243991087 \h </w:instrText>
             </w:r>
             <w:r>
               <w:rPr>
@@ -684,13 +1091,13 @@
               <w:noProof/>
             </w:rPr>
           </w:pPr>
-          <w:hyperlink w:anchor="_Toc243985045" w:history="1">
+          <w:hyperlink w:anchor="_Toc243991088" w:history="1">
             <w:r>
               <w:rPr>
                 <w:rStyle w:val="Hipervnculo"/>
                 <w:noProof/>
               </w:rPr>
-              <w:t>Objetivo general</w:t>
+              <w:t>3. Navegación</w:t>
             </w:r>
             <w:r>
               <w:rPr>
@@ -711,7 +1118,7 @@
                 <w:noProof/>
                 <w:webHidden/>
               </w:rPr>
-              <w:instrText xml:space="preserve"> PAGEREF _Toc243985045 \h </w:instrText>
+              <w:instrText xml:space="preserve"> PAGEREF _Toc243991088 \h </w:instrText>
             </w:r>
             <w:r>
               <w:rPr>
@@ -752,13 +1159,13 @@
               <w:noProof/>
             </w:rPr>
           </w:pPr>
-          <w:hyperlink w:anchor="_Toc243985046" w:history="1">
+          <w:hyperlink w:anchor="_Toc243991089" w:history="1">
             <w:r>
               <w:rPr>
                 <w:rStyle w:val="Hipervnculo"/>
                 <w:noProof/>
               </w:rPr>
-              <w:t>Objetivos específicos</w:t>
+              <w:t>4. Gestión de clientes</w:t>
             </w:r>
             <w:r>
               <w:rPr>
@@ -779,7 +1186,7 @@
                 <w:noProof/>
                 <w:webHidden/>
               </w:rPr>
-              <w:instrText xml:space="preserve"> PAGEREF _Toc243985046 \h </w:instrText>
+              <w:instrText xml:space="preserve"> PAGEREF _Toc243991089 \h </w:instrText>
             </w:r>
             <w:r>
               <w:rPr>
@@ -799,7 +1206,279 @@
                 <w:noProof/>
                 <w:webHidden/>
               </w:rPr>
-              <w:t>4</w:t>
+              <w:t>5</w:t>
+            </w:r>
+            <w:r>
+              <w:rPr>
+                <w:noProof/>
+                <w:webHidden/>
+              </w:rPr>
+              <w:fldChar w:fldCharType="end"/>
+            </w:r>
+          </w:hyperlink>
+        </w:p>
+        <w:p>
+          <w:pPr>
+            <w:pStyle w:val="TDC2"/>
+            <w:tabs>
+              <w:tab w:val="right" w:leader="dot" w:pos="9638"/>
+            </w:tabs>
+            <w:rPr>
+              <w:noProof/>
+            </w:rPr>
+          </w:pPr>
+          <w:hyperlink w:anchor="_Toc243991090" w:history="1">
+            <w:r>
+              <w:rPr>
+                <w:rStyle w:val="Hipervnculo"/>
+                <w:noProof/>
+              </w:rPr>
+              <w:t>4.1 Consultar clientes</w:t>
+            </w:r>
+            <w:r>
+              <w:rPr>
+                <w:noProof/>
+                <w:webHidden/>
+              </w:rPr>
+              <w:tab/>
+            </w:r>
+            <w:r>
+              <w:rPr>
+                <w:noProof/>
+                <w:webHidden/>
+              </w:rPr>
+              <w:fldChar w:fldCharType="begin"/>
+            </w:r>
+            <w:r>
+              <w:rPr>
+                <w:noProof/>
+                <w:webHidden/>
+              </w:rPr>
+              <w:instrText xml:space="preserve"> PAGEREF _Toc243991090 \h </w:instrText>
+            </w:r>
+            <w:r>
+              <w:rPr>
+                <w:noProof/>
+                <w:webHidden/>
+              </w:rPr>
+            </w:r>
+            <w:r>
+              <w:rPr>
+                <w:noProof/>
+                <w:webHidden/>
+              </w:rPr>
+              <w:fldChar w:fldCharType="separate"/>
+            </w:r>
+            <w:r>
+              <w:rPr>
+                <w:noProof/>
+                <w:webHidden/>
+              </w:rPr>
+              <w:t>5</w:t>
+            </w:r>
+            <w:r>
+              <w:rPr>
+                <w:noProof/>
+                <w:webHidden/>
+              </w:rPr>
+              <w:fldChar w:fldCharType="end"/>
+            </w:r>
+          </w:hyperlink>
+        </w:p>
+        <w:p>
+          <w:pPr>
+            <w:pStyle w:val="TDC2"/>
+            <w:tabs>
+              <w:tab w:val="right" w:leader="dot" w:pos="9638"/>
+            </w:tabs>
+            <w:rPr>
+              <w:noProof/>
+            </w:rPr>
+          </w:pPr>
+          <w:hyperlink w:anchor="_Toc243991091" w:history="1">
+            <w:r>
+              <w:rPr>
+                <w:rStyle w:val="Hipervnculo"/>
+                <w:noProof/>
+              </w:rPr>
+              <w:t>4.2 Crear un cliente</w:t>
+            </w:r>
+            <w:r>
+              <w:rPr>
+                <w:noProof/>
+                <w:webHidden/>
+              </w:rPr>
+              <w:tab/>
+            </w:r>
+            <w:r>
+              <w:rPr>
+                <w:noProof/>
+                <w:webHidden/>
+              </w:rPr>
+              <w:fldChar w:fldCharType="begin"/>
+            </w:r>
+            <w:r>
+              <w:rPr>
+                <w:noProof/>
+                <w:webHidden/>
+              </w:rPr>
+              <w:instrText xml:space="preserve"> PAGEREF _Toc243991091 \h </w:instrText>
+            </w:r>
+            <w:r>
+              <w:rPr>
+                <w:noProof/>
+                <w:webHidden/>
+              </w:rPr>
+            </w:r>
+            <w:r>
+              <w:rPr>
+                <w:noProof/>
+                <w:webHidden/>
+              </w:rPr>
+              <w:fldChar w:fldCharType="separate"/>
+            </w:r>
+            <w:r>
+              <w:rPr>
+                <w:noProof/>
+                <w:webHidden/>
+              </w:rPr>
+              <w:t>5</w:t>
+            </w:r>
+            <w:r>
+              <w:rPr>
+                <w:noProof/>
+                <w:webHidden/>
+              </w:rPr>
+              <w:fldChar w:fldCharType="end"/>
+            </w:r>
+          </w:hyperlink>
+        </w:p>
+        <w:p>
+          <w:pPr>
+            <w:pStyle w:val="TDC2"/>
+            <w:tabs>
+              <w:tab w:val="right" w:leader="dot" w:pos="9638"/>
+            </w:tabs>
+            <w:rPr>
+              <w:noProof/>
+            </w:rPr>
+          </w:pPr>
+          <w:hyperlink w:anchor="_Toc243991092" w:history="1">
+            <w:r>
+              <w:rPr>
+                <w:rStyle w:val="Hipervnculo"/>
+                <w:noProof/>
+              </w:rPr>
+              <w:t>4.3 Editar un cliente</w:t>
+            </w:r>
+            <w:r>
+              <w:rPr>
+                <w:noProof/>
+                <w:webHidden/>
+              </w:rPr>
+              <w:tab/>
+            </w:r>
+            <w:r>
+              <w:rPr>
+                <w:noProof/>
+                <w:webHidden/>
+              </w:rPr>
+              <w:fldChar w:fldCharType="begin"/>
+            </w:r>
+            <w:r>
+              <w:rPr>
+                <w:noProof/>
+                <w:webHidden/>
+              </w:rPr>
+              <w:instrText xml:space="preserve"> PAGEREF _Toc243991092 \h </w:instrText>
+            </w:r>
+            <w:r>
+              <w:rPr>
+                <w:noProof/>
+                <w:webHidden/>
+              </w:rPr>
+            </w:r>
+            <w:r>
+              <w:rPr>
+                <w:noProof/>
+                <w:webHidden/>
+              </w:rPr>
+              <w:fldChar w:fldCharType="separate"/>
+            </w:r>
+            <w:r>
+              <w:rPr>
+                <w:noProof/>
+                <w:webHidden/>
+              </w:rPr>
+              <w:t>5</w:t>
+            </w:r>
+            <w:r>
+              <w:rPr>
+                <w:noProof/>
+                <w:webHidden/>
+              </w:rPr>
+              <w:fldChar w:fldCharType="end"/>
+            </w:r>
+          </w:hyperlink>
+        </w:p>
+        <w:p>
+          <w:pPr>
+            <w:pStyle w:val="TDC2"/>
+            <w:tabs>
+              <w:tab w:val="right" w:leader="dot" w:pos="9638"/>
+            </w:tabs>
+            <w:rPr>
+              <w:noProof/>
+            </w:rPr>
+          </w:pPr>
+          <w:hyperlink w:anchor="_Toc243991093" w:history="1">
+            <w:r>
+              <w:rPr>
+                <w:rStyle w:val="Hipervnculo"/>
+                <w:noProof/>
+              </w:rPr>
+              <w:t>4.4 Eliminar un cliente</w:t>
+            </w:r>
+            <w:r>
+              <w:rPr>
+                <w:noProof/>
+                <w:webHidden/>
+              </w:rPr>
+              <w:tab/>
+            </w:r>
+            <w:r>
+              <w:rPr>
+                <w:noProof/>
+                <w:webHidden/>
+              </w:rPr>
+              <w:fldChar w:fldCharType="begin"/>
+            </w:r>
+            <w:r>
+              <w:rPr>
+                <w:noProof/>
+                <w:webHidden/>
+              </w:rPr>
+              <w:instrText xml:space="preserve"> PAGEREF _Toc243991093 \h </w:instrText>
+            </w:r>
+            <w:r>
+              <w:rPr>
+                <w:noProof/>
+                <w:webHidden/>
+              </w:rPr>
+            </w:r>
+            <w:r>
+              <w:rPr>
+                <w:noProof/>
+                <w:webHidden/>
+              </w:rPr>
+              <w:fldChar w:fldCharType="separate"/>
+            </w:r>
+            <w:r>
+              <w:rPr>
+                <w:noProof/>
+                <w:webHidden/>
+              </w:rPr>
+              <w:t>5</w:t>
             </w:r>
             <w:r>
               <w:rPr>
@@ -820,13 +1499,13 @@
               <w:noProof/>
             </w:rPr>
           </w:pPr>
-          <w:hyperlink w:anchor="_Toc243985047" w:history="1">
+          <w:hyperlink w:anchor="_Toc243991094" w:history="1">
             <w:r>
               <w:rPr>
                 <w:rStyle w:val="Hipervnculo"/>
                 <w:noProof/>
               </w:rPr>
-              <w:t>Usuarios del manual</w:t>
+              <w:t>5. Gestión de productos</w:t>
             </w:r>
             <w:r>
               <w:rPr>
@@ -847,7 +1526,7 @@
                 <w:noProof/>
                 <w:webHidden/>
               </w:rPr>
-              <w:instrText xml:space="preserve"> PAGEREF _Toc243985047 \h </w:instrText>
+              <w:instrText xml:space="preserve"> PAGEREF _Toc243991094 \h </w:instrText>
             </w:r>
             <w:r>
               <w:rPr>
@@ -867,7 +1546,279 @@
                 <w:noProof/>
                 <w:webHidden/>
               </w:rPr>
-              <w:t>4</w:t>
+              <w:t>6</w:t>
+            </w:r>
+            <w:r>
+              <w:rPr>
+                <w:noProof/>
+                <w:webHidden/>
+              </w:rPr>
+              <w:fldChar w:fldCharType="end"/>
+            </w:r>
+          </w:hyperlink>
+        </w:p>
+        <w:p>
+          <w:pPr>
+            <w:pStyle w:val="TDC2"/>
+            <w:tabs>
+              <w:tab w:val="right" w:leader="dot" w:pos="9638"/>
+            </w:tabs>
+            <w:rPr>
+              <w:noProof/>
+            </w:rPr>
+          </w:pPr>
+          <w:hyperlink w:anchor="_Toc243991095" w:history="1">
+            <w:r>
+              <w:rPr>
+                <w:rStyle w:val="Hipervnculo"/>
+                <w:noProof/>
+              </w:rPr>
+              <w:t>5.1 Consultar productos</w:t>
+            </w:r>
+            <w:r>
+              <w:rPr>
+                <w:noProof/>
+                <w:webHidden/>
+              </w:rPr>
+              <w:tab/>
+            </w:r>
+            <w:r>
+              <w:rPr>
+                <w:noProof/>
+                <w:webHidden/>
+              </w:rPr>
+              <w:fldChar w:fldCharType="begin"/>
+            </w:r>
+            <w:r>
+              <w:rPr>
+                <w:noProof/>
+                <w:webHidden/>
+              </w:rPr>
+              <w:instrText xml:space="preserve"> PAGEREF _Toc243991095 \h </w:instrText>
+            </w:r>
+            <w:r>
+              <w:rPr>
+                <w:noProof/>
+                <w:webHidden/>
+              </w:rPr>
+            </w:r>
+            <w:r>
+              <w:rPr>
+                <w:noProof/>
+                <w:webHidden/>
+              </w:rPr>
+              <w:fldChar w:fldCharType="separate"/>
+            </w:r>
+            <w:r>
+              <w:rPr>
+                <w:noProof/>
+                <w:webHidden/>
+              </w:rPr>
+              <w:t>6</w:t>
+            </w:r>
+            <w:r>
+              <w:rPr>
+                <w:noProof/>
+                <w:webHidden/>
+              </w:rPr>
+              <w:fldChar w:fldCharType="end"/>
+            </w:r>
+          </w:hyperlink>
+        </w:p>
+        <w:p>
+          <w:pPr>
+            <w:pStyle w:val="TDC2"/>
+            <w:tabs>
+              <w:tab w:val="right" w:leader="dot" w:pos="9638"/>
+            </w:tabs>
+            <w:rPr>
+              <w:noProof/>
+            </w:rPr>
+          </w:pPr>
+          <w:hyperlink w:anchor="_Toc243991096" w:history="1">
+            <w:r>
+              <w:rPr>
+                <w:rStyle w:val="Hipervnculo"/>
+                <w:noProof/>
+              </w:rPr>
+              <w:t>5.2 Crear un producto</w:t>
+            </w:r>
+            <w:r>
+              <w:rPr>
+                <w:noProof/>
+                <w:webHidden/>
+              </w:rPr>
+              <w:tab/>
+            </w:r>
+            <w:r>
+              <w:rPr>
+                <w:noProof/>
+                <w:webHidden/>
+              </w:rPr>
+              <w:fldChar w:fldCharType="begin"/>
+            </w:r>
+            <w:r>
+              <w:rPr>
+                <w:noProof/>
+                <w:webHidden/>
+              </w:rPr>
+              <w:instrText xml:space="preserve"> PAGEREF _Toc243991096 \h </w:instrText>
+            </w:r>
+            <w:r>
+              <w:rPr>
+                <w:noProof/>
+                <w:webHidden/>
+              </w:rPr>
+            </w:r>
+            <w:r>
+              <w:rPr>
+                <w:noProof/>
+                <w:webHidden/>
+              </w:rPr>
+              <w:fldChar w:fldCharType="separate"/>
+            </w:r>
+            <w:r>
+              <w:rPr>
+                <w:noProof/>
+                <w:webHidden/>
+              </w:rPr>
+              <w:t>6</w:t>
+            </w:r>
+            <w:r>
+              <w:rPr>
+                <w:noProof/>
+                <w:webHidden/>
+              </w:rPr>
+              <w:fldChar w:fldCharType="end"/>
+            </w:r>
+          </w:hyperlink>
+        </w:p>
+        <w:p>
+          <w:pPr>
+            <w:pStyle w:val="TDC2"/>
+            <w:tabs>
+              <w:tab w:val="right" w:leader="dot" w:pos="9638"/>
+            </w:tabs>
+            <w:rPr>
+              <w:noProof/>
+            </w:rPr>
+          </w:pPr>
+          <w:hyperlink w:anchor="_Toc243991097" w:history="1">
+            <w:r>
+              <w:rPr>
+                <w:rStyle w:val="Hipervnculo"/>
+                <w:noProof/>
+              </w:rPr>
+              <w:t>5.3 Editar un producto y ajustar existencias</w:t>
+            </w:r>
+            <w:r>
+              <w:rPr>
+                <w:noProof/>
+                <w:webHidden/>
+              </w:rPr>
+              <w:tab/>
+            </w:r>
+            <w:r>
+              <w:rPr>
+                <w:noProof/>
+                <w:webHidden/>
+              </w:rPr>
+              <w:fldChar w:fldCharType="begin"/>
+            </w:r>
+            <w:r>
+              <w:rPr>
+                <w:noProof/>
+                <w:webHidden/>
+              </w:rPr>
+              <w:instrText xml:space="preserve"> PAGEREF _Toc243991097 \h </w:instrText>
+            </w:r>
+            <w:r>
+              <w:rPr>
+                <w:noProof/>
+                <w:webHidden/>
+              </w:rPr>
+            </w:r>
+            <w:r>
+              <w:rPr>
+                <w:noProof/>
+                <w:webHidden/>
+              </w:rPr>
+              <w:fldChar w:fldCharType="separate"/>
+            </w:r>
+            <w:r>
+              <w:rPr>
+                <w:noProof/>
+                <w:webHidden/>
+              </w:rPr>
+              <w:t>6</w:t>
+            </w:r>
+            <w:r>
+              <w:rPr>
+                <w:noProof/>
+                <w:webHidden/>
+              </w:rPr>
+              <w:fldChar w:fldCharType="end"/>
+            </w:r>
+          </w:hyperlink>
+        </w:p>
+        <w:p>
+          <w:pPr>
+            <w:pStyle w:val="TDC2"/>
+            <w:tabs>
+              <w:tab w:val="right" w:leader="dot" w:pos="9638"/>
+            </w:tabs>
+            <w:rPr>
+              <w:noProof/>
+            </w:rPr>
+          </w:pPr>
+          <w:hyperlink w:anchor="_Toc243991098" w:history="1">
+            <w:r>
+              <w:rPr>
+                <w:rStyle w:val="Hipervnculo"/>
+                <w:noProof/>
+              </w:rPr>
+              <w:t>5.4 Eliminar un producto</w:t>
+            </w:r>
+            <w:r>
+              <w:rPr>
+                <w:noProof/>
+                <w:webHidden/>
+              </w:rPr>
+              <w:tab/>
+            </w:r>
+            <w:r>
+              <w:rPr>
+                <w:noProof/>
+                <w:webHidden/>
+              </w:rPr>
+              <w:fldChar w:fldCharType="begin"/>
+            </w:r>
+            <w:r>
+              <w:rPr>
+                <w:noProof/>
+                <w:webHidden/>
+              </w:rPr>
+              <w:instrText xml:space="preserve"> PAGEREF _Toc243991098 \h </w:instrText>
+            </w:r>
+            <w:r>
+              <w:rPr>
+                <w:noProof/>
+                <w:webHidden/>
+              </w:rPr>
+            </w:r>
+            <w:r>
+              <w:rPr>
+                <w:noProof/>
+                <w:webHidden/>
+              </w:rPr>
+              <w:fldChar w:fldCharType="separate"/>
+            </w:r>
+            <w:r>
+              <w:rPr>
+                <w:noProof/>
+                <w:webHidden/>
+              </w:rPr>
+              <w:t>7</w:t>
             </w:r>
             <w:r>
               <w:rPr>
@@ -888,13 +1839,13 @@
               <w:noProof/>
             </w:rPr>
           </w:pPr>
-          <w:hyperlink w:anchor="_Toc243985048" w:history="1">
+          <w:hyperlink w:anchor="_Toc243991099" w:history="1">
             <w:r>
               <w:rPr>
                 <w:rStyle w:val="Hipervnculo"/>
                 <w:noProof/>
               </w:rPr>
-              <w:t>1. Objetivo y alcance</w:t>
+              <w:t>6. Ventas y facturas</w:t>
             </w:r>
             <w:r>
               <w:rPr>
@@ -915,7 +1866,7 @@
                 <w:noProof/>
                 <w:webHidden/>
               </w:rPr>
-              <w:instrText xml:space="preserve"> PAGEREF _Toc243985048 \h </w:instrText>
+              <w:instrText xml:space="preserve"> PAGEREF _Toc243991099 \h </w:instrText>
             </w:r>
             <w:r>
               <w:rPr>
@@ -935,7 +1886,347 @@
                 <w:noProof/>
                 <w:webHidden/>
               </w:rPr>
-              <w:t>5</w:t>
+              <w:t>7</w:t>
+            </w:r>
+            <w:r>
+              <w:rPr>
+                <w:noProof/>
+                <w:webHidden/>
+              </w:rPr>
+              <w:fldChar w:fldCharType="end"/>
+            </w:r>
+          </w:hyperlink>
+        </w:p>
+        <w:p>
+          <w:pPr>
+            <w:pStyle w:val="TDC2"/>
+            <w:tabs>
+              <w:tab w:val="right" w:leader="dot" w:pos="9638"/>
+            </w:tabs>
+            <w:rPr>
+              <w:noProof/>
+            </w:rPr>
+          </w:pPr>
+          <w:hyperlink w:anchor="_Toc243991100" w:history="1">
+            <w:r>
+              <w:rPr>
+                <w:rStyle w:val="Hipervnculo"/>
+                <w:noProof/>
+              </w:rPr>
+              <w:t>6.1 Registrar una venta</w:t>
+            </w:r>
+            <w:r>
+              <w:rPr>
+                <w:noProof/>
+                <w:webHidden/>
+              </w:rPr>
+              <w:tab/>
+            </w:r>
+            <w:r>
+              <w:rPr>
+                <w:noProof/>
+                <w:webHidden/>
+              </w:rPr>
+              <w:fldChar w:fldCharType="begin"/>
+            </w:r>
+            <w:r>
+              <w:rPr>
+                <w:noProof/>
+                <w:webHidden/>
+              </w:rPr>
+              <w:instrText xml:space="preserve"> PAGEREF _Toc243991100 \h </w:instrText>
+            </w:r>
+            <w:r>
+              <w:rPr>
+                <w:noProof/>
+                <w:webHidden/>
+              </w:rPr>
+            </w:r>
+            <w:r>
+              <w:rPr>
+                <w:noProof/>
+                <w:webHidden/>
+              </w:rPr>
+              <w:fldChar w:fldCharType="separate"/>
+            </w:r>
+            <w:r>
+              <w:rPr>
+                <w:noProof/>
+                <w:webHidden/>
+              </w:rPr>
+              <w:t>7</w:t>
+            </w:r>
+            <w:r>
+              <w:rPr>
+                <w:noProof/>
+                <w:webHidden/>
+              </w:rPr>
+              <w:fldChar w:fldCharType="end"/>
+            </w:r>
+          </w:hyperlink>
+        </w:p>
+        <w:p>
+          <w:pPr>
+            <w:pStyle w:val="TDC2"/>
+            <w:tabs>
+              <w:tab w:val="right" w:leader="dot" w:pos="9638"/>
+            </w:tabs>
+            <w:rPr>
+              <w:noProof/>
+            </w:rPr>
+          </w:pPr>
+          <w:hyperlink w:anchor="_Toc243991101" w:history="1">
+            <w:r>
+              <w:rPr>
+                <w:rStyle w:val="Hipervnculo"/>
+                <w:noProof/>
+              </w:rPr>
+              <w:t>6.2 Buscar y consultar una factura</w:t>
+            </w:r>
+            <w:r>
+              <w:rPr>
+                <w:noProof/>
+                <w:webHidden/>
+              </w:rPr>
+              <w:tab/>
+            </w:r>
+            <w:r>
+              <w:rPr>
+                <w:noProof/>
+                <w:webHidden/>
+              </w:rPr>
+              <w:fldChar w:fldCharType="begin"/>
+            </w:r>
+            <w:r>
+              <w:rPr>
+                <w:noProof/>
+                <w:webHidden/>
+              </w:rPr>
+              <w:instrText xml:space="preserve"> PAGEREF _Toc243991101 \h </w:instrText>
+            </w:r>
+            <w:r>
+              <w:rPr>
+                <w:noProof/>
+                <w:webHidden/>
+              </w:rPr>
+            </w:r>
+            <w:r>
+              <w:rPr>
+                <w:noProof/>
+                <w:webHidden/>
+              </w:rPr>
+              <w:fldChar w:fldCharType="separate"/>
+            </w:r>
+            <w:r>
+              <w:rPr>
+                <w:noProof/>
+                <w:webHidden/>
+              </w:rPr>
+              <w:t>8</w:t>
+            </w:r>
+            <w:r>
+              <w:rPr>
+                <w:noProof/>
+                <w:webHidden/>
+              </w:rPr>
+              <w:fldChar w:fldCharType="end"/>
+            </w:r>
+          </w:hyperlink>
+        </w:p>
+        <w:p>
+          <w:pPr>
+            <w:pStyle w:val="TDC2"/>
+            <w:tabs>
+              <w:tab w:val="right" w:leader="dot" w:pos="9638"/>
+            </w:tabs>
+            <w:rPr>
+              <w:noProof/>
+            </w:rPr>
+          </w:pPr>
+          <w:hyperlink w:anchor="_Toc243991102" w:history="1">
+            <w:r>
+              <w:rPr>
+                <w:rStyle w:val="Hipervnculo"/>
+                <w:noProof/>
+              </w:rPr>
+              <w:t>6.3 Imprimir el comprobante</w:t>
+            </w:r>
+            <w:r>
+              <w:rPr>
+                <w:noProof/>
+                <w:webHidden/>
+              </w:rPr>
+              <w:tab/>
+            </w:r>
+            <w:r>
+              <w:rPr>
+                <w:noProof/>
+                <w:webHidden/>
+              </w:rPr>
+              <w:fldChar w:fldCharType="begin"/>
+            </w:r>
+            <w:r>
+              <w:rPr>
+                <w:noProof/>
+                <w:webHidden/>
+              </w:rPr>
+              <w:instrText xml:space="preserve"> PAGEREF _Toc243991102 \h </w:instrText>
+            </w:r>
+            <w:r>
+              <w:rPr>
+                <w:noProof/>
+                <w:webHidden/>
+              </w:rPr>
+            </w:r>
+            <w:r>
+              <w:rPr>
+                <w:noProof/>
+                <w:webHidden/>
+              </w:rPr>
+              <w:fldChar w:fldCharType="separate"/>
+            </w:r>
+            <w:r>
+              <w:rPr>
+                <w:noProof/>
+                <w:webHidden/>
+              </w:rPr>
+              <w:t>8</w:t>
+            </w:r>
+            <w:r>
+              <w:rPr>
+                <w:noProof/>
+                <w:webHidden/>
+              </w:rPr>
+              <w:fldChar w:fldCharType="end"/>
+            </w:r>
+          </w:hyperlink>
+        </w:p>
+        <w:p>
+          <w:pPr>
+            <w:pStyle w:val="TDC2"/>
+            <w:tabs>
+              <w:tab w:val="right" w:leader="dot" w:pos="9638"/>
+            </w:tabs>
+            <w:rPr>
+              <w:noProof/>
+            </w:rPr>
+          </w:pPr>
+          <w:hyperlink w:anchor="_Toc243991103" w:history="1">
+            <w:r>
+              <w:rPr>
+                <w:rStyle w:val="Hipervnculo"/>
+                <w:noProof/>
+              </w:rPr>
+              <w:t>6.4 Cancelar una factura</w:t>
+            </w:r>
+            <w:r>
+              <w:rPr>
+                <w:noProof/>
+                <w:webHidden/>
+              </w:rPr>
+              <w:tab/>
+            </w:r>
+            <w:r>
+              <w:rPr>
+                <w:noProof/>
+                <w:webHidden/>
+              </w:rPr>
+              <w:fldChar w:fldCharType="begin"/>
+            </w:r>
+            <w:r>
+              <w:rPr>
+                <w:noProof/>
+                <w:webHidden/>
+              </w:rPr>
+              <w:instrText xml:space="preserve"> PAGEREF _Toc243991103 \h </w:instrText>
+            </w:r>
+            <w:r>
+              <w:rPr>
+                <w:noProof/>
+                <w:webHidden/>
+              </w:rPr>
+            </w:r>
+            <w:r>
+              <w:rPr>
+                <w:noProof/>
+                <w:webHidden/>
+              </w:rPr>
+              <w:fldChar w:fldCharType="separate"/>
+            </w:r>
+            <w:r>
+              <w:rPr>
+                <w:noProof/>
+                <w:webHidden/>
+              </w:rPr>
+              <w:t>8</w:t>
+            </w:r>
+            <w:r>
+              <w:rPr>
+                <w:noProof/>
+                <w:webHidden/>
+              </w:rPr>
+              <w:fldChar w:fldCharType="end"/>
+            </w:r>
+          </w:hyperlink>
+        </w:p>
+        <w:p>
+          <w:pPr>
+            <w:pStyle w:val="TDC2"/>
+            <w:tabs>
+              <w:tab w:val="right" w:leader="dot" w:pos="9638"/>
+            </w:tabs>
+            <w:rPr>
+              <w:noProof/>
+            </w:rPr>
+          </w:pPr>
+          <w:hyperlink w:anchor="_Toc243991104" w:history="1">
+            <w:r>
+              <w:rPr>
+                <w:rStyle w:val="Hipervnculo"/>
+                <w:noProof/>
+              </w:rPr>
+              <w:t>6.5 Estados e importes</w:t>
+            </w:r>
+            <w:r>
+              <w:rPr>
+                <w:noProof/>
+                <w:webHidden/>
+              </w:rPr>
+              <w:tab/>
+            </w:r>
+            <w:r>
+              <w:rPr>
+                <w:noProof/>
+                <w:webHidden/>
+              </w:rPr>
+              <w:fldChar w:fldCharType="begin"/>
+            </w:r>
+            <w:r>
+              <w:rPr>
+                <w:noProof/>
+                <w:webHidden/>
+              </w:rPr>
+              <w:instrText xml:space="preserve"> PAGEREF _Toc243991104 \h </w:instrText>
+            </w:r>
+            <w:r>
+              <w:rPr>
+                <w:noProof/>
+                <w:webHidden/>
+              </w:rPr>
+            </w:r>
+            <w:r>
+              <w:rPr>
+                <w:noProof/>
+                <w:webHidden/>
+              </w:rPr>
+              <w:fldChar w:fldCharType="separate"/>
+            </w:r>
+            <w:r>
+              <w:rPr>
+                <w:noProof/>
+                <w:webHidden/>
+              </w:rPr>
+              <w:t>8</w:t>
             </w:r>
             <w:r>
               <w:rPr>
@@ -956,13 +2247,13 @@
               <w:noProof/>
             </w:rPr>
           </w:pPr>
-          <w:hyperlink w:anchor="_Toc243985049" w:history="1">
+          <w:hyperlink w:anchor="_Toc243991105" w:history="1">
             <w:r>
               <w:rPr>
                 <w:rStyle w:val="Hipervnculo"/>
                 <w:noProof/>
               </w:rPr>
-              <w:t>2. Antes de comenzar</w:t>
+              <w:t>7. Consulta de reportes</w:t>
             </w:r>
             <w:r>
               <w:rPr>
@@ -983,7 +2274,7 @@
                 <w:noProof/>
                 <w:webHidden/>
               </w:rPr>
-              <w:instrText xml:space="preserve"> PAGEREF _Toc243985049 \h </w:instrText>
+              <w:instrText xml:space="preserve"> PAGEREF _Toc243991105 \h </w:instrText>
             </w:r>
             <w:r>
               <w:rPr>
@@ -1003,7 +2294,7 @@
                 <w:noProof/>
                 <w:webHidden/>
               </w:rPr>
-              <w:t>5</w:t>
+              <w:t>9</w:t>
             </w:r>
             <w:r>
               <w:rPr>
@@ -1024,13 +2315,13 @@
               <w:noProof/>
             </w:rPr>
           </w:pPr>
-          <w:hyperlink w:anchor="_Toc243985050" w:history="1">
+          <w:hyperlink w:anchor="_Toc243991106" w:history="1">
             <w:r>
               <w:rPr>
                 <w:rStyle w:val="Hipervnculo"/>
                 <w:noProof/>
               </w:rPr>
-              <w:t>2.1 Preparación técnica inicial</w:t>
+              <w:t>7.1 Abrir un reporte</w:t>
             </w:r>
             <w:r>
               <w:rPr>
@@ -1051,7 +2342,7 @@
                 <w:noProof/>
                 <w:webHidden/>
               </w:rPr>
-              <w:instrText xml:space="preserve"> PAGEREF _Toc243985050 \h </w:instrText>
+              <w:instrText xml:space="preserve"> PAGEREF _Toc243991106 \h </w:instrText>
             </w:r>
             <w:r>
               <w:rPr>
@@ -1071,7 +2362,75 @@
                 <w:noProof/>
                 <w:webHidden/>
               </w:rPr>
-              <w:t>5</w:t>
+              <w:t>9</w:t>
+            </w:r>
+            <w:r>
+              <w:rPr>
+                <w:noProof/>
+                <w:webHidden/>
+              </w:rPr>
+              <w:fldChar w:fldCharType="end"/>
+            </w:r>
+          </w:hyperlink>
+        </w:p>
+        <w:p>
+          <w:pPr>
+            <w:pStyle w:val="TDC2"/>
+            <w:tabs>
+              <w:tab w:val="right" w:leader="dot" w:pos="9638"/>
+            </w:tabs>
+            <w:rPr>
+              <w:noProof/>
+            </w:rPr>
+          </w:pPr>
+          <w:hyperlink w:anchor="_Toc243991107" w:history="1">
+            <w:r>
+              <w:rPr>
+                <w:rStyle w:val="Hipervnculo"/>
+                <w:noProof/>
+              </w:rPr>
+              <w:t>7.2 Interpretar los reportes disponibles</w:t>
+            </w:r>
+            <w:r>
+              <w:rPr>
+                <w:noProof/>
+                <w:webHidden/>
+              </w:rPr>
+              <w:tab/>
+            </w:r>
+            <w:r>
+              <w:rPr>
+                <w:noProof/>
+                <w:webHidden/>
+              </w:rPr>
+              <w:fldChar w:fldCharType="begin"/>
+            </w:r>
+            <w:r>
+              <w:rPr>
+                <w:noProof/>
+                <w:webHidden/>
+              </w:rPr>
+              <w:instrText xml:space="preserve"> PAGEREF _Toc243991107 \h </w:instrText>
+            </w:r>
+            <w:r>
+              <w:rPr>
+                <w:noProof/>
+                <w:webHidden/>
+              </w:rPr>
+            </w:r>
+            <w:r>
+              <w:rPr>
+                <w:noProof/>
+                <w:webHidden/>
+              </w:rPr>
+              <w:fldChar w:fldCharType="separate"/>
+            </w:r>
+            <w:r>
+              <w:rPr>
+                <w:noProof/>
+                <w:webHidden/>
+              </w:rPr>
+              <w:t>9</w:t>
             </w:r>
             <w:r>
               <w:rPr>
@@ -1092,13 +2451,13 @@
               <w:noProof/>
             </w:rPr>
           </w:pPr>
-          <w:hyperlink w:anchor="_Toc243985051" w:history="1">
+          <w:hyperlink w:anchor="_Toc243991108" w:history="1">
             <w:r>
               <w:rPr>
                 <w:rStyle w:val="Hipervnculo"/>
                 <w:noProof/>
               </w:rPr>
-              <w:t>3. Navegación</w:t>
+              <w:t>8. Problemas frecuentes</w:t>
             </w:r>
             <w:r>
               <w:rPr>
@@ -1119,7 +2478,7 @@
                 <w:noProof/>
                 <w:webHidden/>
               </w:rPr>
-              <w:instrText xml:space="preserve"> PAGEREF _Toc243985051 \h </w:instrText>
+              <w:instrText xml:space="preserve"> PAGEREF _Toc243991108 \h </w:instrText>
             </w:r>
             <w:r>
               <w:rPr>
@@ -1139,7 +2498,7 @@
                 <w:noProof/>
                 <w:webHidden/>
               </w:rPr>
-              <w:t>6</w:t>
+              <w:t>9</w:t>
             </w:r>
             <w:r>
               <w:rPr>
@@ -1160,13 +2519,13 @@
               <w:noProof/>
             </w:rPr>
           </w:pPr>
-          <w:hyperlink w:anchor="_Toc243985052" w:history="1">
+          <w:hyperlink w:anchor="_Toc243991109" w:history="1">
             <w:r>
               <w:rPr>
                 <w:rStyle w:val="Hipervnculo"/>
                 <w:noProof/>
               </w:rPr>
-              <w:t>4. Gestión de clientes</w:t>
+              <w:t>9. Buenas prácticas de operación</w:t>
             </w:r>
             <w:r>
               <w:rPr>
@@ -1187,7 +2546,7 @@
                 <w:noProof/>
                 <w:webHidden/>
               </w:rPr>
-              <w:instrText xml:space="preserve"> PAGEREF _Toc243985052 \h </w:instrText>
+              <w:instrText xml:space="preserve"> PAGEREF _Toc243991109 \h </w:instrText>
             </w:r>
             <w:r>
               <w:rPr>
@@ -1207,279 +2566,7 @@
                 <w:noProof/>
                 <w:webHidden/>
               </w:rPr>
-              <w:t>6</w:t>
-            </w:r>
-            <w:r>
-              <w:rPr>
-                <w:noProof/>
-                <w:webHidden/>
-              </w:rPr>
-              <w:fldChar w:fldCharType="end"/>
-            </w:r>
-          </w:hyperlink>
-        </w:p>
-        <w:p>
-          <w:pPr>
-            <w:pStyle w:val="TDC2"/>
-            <w:tabs>
-              <w:tab w:val="right" w:leader="dot" w:pos="9638"/>
-            </w:tabs>
-            <w:rPr>
-              <w:noProof/>
-            </w:rPr>
-          </w:pPr>
-          <w:hyperlink w:anchor="_Toc243985053" w:history="1">
-            <w:r>
-              <w:rPr>
-                <w:rStyle w:val="Hipervnculo"/>
-                <w:noProof/>
-              </w:rPr>
-              <w:t>4.1 Consultar clientes</w:t>
-            </w:r>
-            <w:r>
-              <w:rPr>
-                <w:noProof/>
-                <w:webHidden/>
-              </w:rPr>
-              <w:tab/>
-            </w:r>
-            <w:r>
-              <w:rPr>
-                <w:noProof/>
-                <w:webHidden/>
-              </w:rPr>
-              <w:fldChar w:fldCharType="begin"/>
-            </w:r>
-            <w:r>
-              <w:rPr>
-                <w:noProof/>
-                <w:webHidden/>
-              </w:rPr>
-              <w:instrText xml:space="preserve"> PAGEREF _Toc243985053 \h </w:instrText>
-            </w:r>
-            <w:r>
-              <w:rPr>
-                <w:noProof/>
-                <w:webHidden/>
-              </w:rPr>
-            </w:r>
-            <w:r>
-              <w:rPr>
-                <w:noProof/>
-                <w:webHidden/>
-              </w:rPr>
-              <w:fldChar w:fldCharType="separate"/>
-            </w:r>
-            <w:r>
-              <w:rPr>
-                <w:noProof/>
-                <w:webHidden/>
-              </w:rPr>
-              <w:t>6</w:t>
-            </w:r>
-            <w:r>
-              <w:rPr>
-                <w:noProof/>
-                <w:webHidden/>
-              </w:rPr>
-              <w:fldChar w:fldCharType="end"/>
-            </w:r>
-          </w:hyperlink>
-        </w:p>
-        <w:p>
-          <w:pPr>
-            <w:pStyle w:val="TDC2"/>
-            <w:tabs>
-              <w:tab w:val="right" w:leader="dot" w:pos="9638"/>
-            </w:tabs>
-            <w:rPr>
-              <w:noProof/>
-            </w:rPr>
-          </w:pPr>
-          <w:hyperlink w:anchor="_Toc243985054" w:history="1">
-            <w:r>
-              <w:rPr>
-                <w:rStyle w:val="Hipervnculo"/>
-                <w:noProof/>
-              </w:rPr>
-              <w:t>4.2 Crear un cliente</w:t>
-            </w:r>
-            <w:r>
-              <w:rPr>
-                <w:noProof/>
-                <w:webHidden/>
-              </w:rPr>
-              <w:tab/>
-            </w:r>
-            <w:r>
-              <w:rPr>
-                <w:noProof/>
-                <w:webHidden/>
-              </w:rPr>
-              <w:fldChar w:fldCharType="begin"/>
-            </w:r>
-            <w:r>
-              <w:rPr>
-                <w:noProof/>
-                <w:webHidden/>
-              </w:rPr>
-              <w:instrText xml:space="preserve"> PAGEREF _Toc243985054 \h </w:instrText>
-            </w:r>
-            <w:r>
-              <w:rPr>
-                <w:noProof/>
-                <w:webHidden/>
-              </w:rPr>
-            </w:r>
-            <w:r>
-              <w:rPr>
-                <w:noProof/>
-                <w:webHidden/>
-              </w:rPr>
-              <w:fldChar w:fldCharType="separate"/>
-            </w:r>
-            <w:r>
-              <w:rPr>
-                <w:noProof/>
-                <w:webHidden/>
-              </w:rPr>
-              <w:t>6</w:t>
-            </w:r>
-            <w:r>
-              <w:rPr>
-                <w:noProof/>
-                <w:webHidden/>
-              </w:rPr>
-              <w:fldChar w:fldCharType="end"/>
-            </w:r>
-          </w:hyperlink>
-        </w:p>
-        <w:p>
-          <w:pPr>
-            <w:pStyle w:val="TDC2"/>
-            <w:tabs>
-              <w:tab w:val="right" w:leader="dot" w:pos="9638"/>
-            </w:tabs>
-            <w:rPr>
-              <w:noProof/>
-            </w:rPr>
-          </w:pPr>
-          <w:hyperlink w:anchor="_Toc243985055" w:history="1">
-            <w:r>
-              <w:rPr>
-                <w:rStyle w:val="Hipervnculo"/>
-                <w:noProof/>
-              </w:rPr>
-              <w:t>4.3 Editar un cliente</w:t>
-            </w:r>
-            <w:r>
-              <w:rPr>
-                <w:noProof/>
-                <w:webHidden/>
-              </w:rPr>
-              <w:tab/>
-            </w:r>
-            <w:r>
-              <w:rPr>
-                <w:noProof/>
-                <w:webHidden/>
-              </w:rPr>
-              <w:fldChar w:fldCharType="begin"/>
-            </w:r>
-            <w:r>
-              <w:rPr>
-                <w:noProof/>
-                <w:webHidden/>
-              </w:rPr>
-              <w:instrText xml:space="preserve"> PAGEREF _Toc243985055 \h </w:instrText>
-            </w:r>
-            <w:r>
-              <w:rPr>
-                <w:noProof/>
-                <w:webHidden/>
-              </w:rPr>
-            </w:r>
-            <w:r>
-              <w:rPr>
-                <w:noProof/>
-                <w:webHidden/>
-              </w:rPr>
-              <w:fldChar w:fldCharType="separate"/>
-            </w:r>
-            <w:r>
-              <w:rPr>
-                <w:noProof/>
-                <w:webHidden/>
-              </w:rPr>
-              <w:t>6</w:t>
-            </w:r>
-            <w:r>
-              <w:rPr>
-                <w:noProof/>
-                <w:webHidden/>
-              </w:rPr>
-              <w:fldChar w:fldCharType="end"/>
-            </w:r>
-          </w:hyperlink>
-        </w:p>
-        <w:p>
-          <w:pPr>
-            <w:pStyle w:val="TDC2"/>
-            <w:tabs>
-              <w:tab w:val="right" w:leader="dot" w:pos="9638"/>
-            </w:tabs>
-            <w:rPr>
-              <w:noProof/>
-            </w:rPr>
-          </w:pPr>
-          <w:hyperlink w:anchor="_Toc243985056" w:history="1">
-            <w:r>
-              <w:rPr>
-                <w:rStyle w:val="Hipervnculo"/>
-                <w:noProof/>
-              </w:rPr>
-              <w:t>4.4 Eliminar un cliente</w:t>
-            </w:r>
-            <w:r>
-              <w:rPr>
-                <w:noProof/>
-                <w:webHidden/>
-              </w:rPr>
-              <w:tab/>
-            </w:r>
-            <w:r>
-              <w:rPr>
-                <w:noProof/>
-                <w:webHidden/>
-              </w:rPr>
-              <w:fldChar w:fldCharType="begin"/>
-            </w:r>
-            <w:r>
-              <w:rPr>
-                <w:noProof/>
-                <w:webHidden/>
-              </w:rPr>
-              <w:instrText xml:space="preserve"> PAGEREF _Toc243985056 \h </w:instrText>
-            </w:r>
-            <w:r>
-              <w:rPr>
-                <w:noProof/>
-                <w:webHidden/>
-              </w:rPr>
-            </w:r>
-            <w:r>
-              <w:rPr>
-                <w:noProof/>
-                <w:webHidden/>
-              </w:rPr>
-              <w:fldChar w:fldCharType="separate"/>
-            </w:r>
-            <w:r>
-              <w:rPr>
-                <w:noProof/>
-                <w:webHidden/>
-              </w:rPr>
-              <w:t>7</w:t>
+              <w:t>10</w:t>
             </w:r>
             <w:r>
               <w:rPr>
@@ -1500,13 +2587,13 @@
               <w:noProof/>
             </w:rPr>
           </w:pPr>
-          <w:hyperlink w:anchor="_Toc243985057" w:history="1">
+          <w:hyperlink w:anchor="_Toc243991110" w:history="1">
             <w:r>
               <w:rPr>
                 <w:rStyle w:val="Hipervnculo"/>
                 <w:noProof/>
               </w:rPr>
-              <w:t>5. Gestión de productos</w:t>
+              <w:t>10. Referencias y mantenimiento</w:t>
             </w:r>
             <w:r>
               <w:rPr>
@@ -1527,7 +2614,7 @@
                 <w:noProof/>
                 <w:webHidden/>
               </w:rPr>
-              <w:instrText xml:space="preserve"> PAGEREF _Toc243985057 \h </w:instrText>
+              <w:instrText xml:space="preserve"> PAGEREF _Toc243991110 \h </w:instrText>
             </w:r>
             <w:r>
               <w:rPr>
@@ -1547,551 +2634,7 @@
                 <w:noProof/>
                 <w:webHidden/>
               </w:rPr>
-              <w:t>7</w:t>
-            </w:r>
-            <w:r>
-              <w:rPr>
-                <w:noProof/>
-                <w:webHidden/>
-              </w:rPr>
-              <w:fldChar w:fldCharType="end"/>
-            </w:r>
-          </w:hyperlink>
-        </w:p>
-        <w:p>
-          <w:pPr>
-            <w:pStyle w:val="TDC2"/>
-            <w:tabs>
-              <w:tab w:val="right" w:leader="dot" w:pos="9638"/>
-            </w:tabs>
-            <w:rPr>
-              <w:noProof/>
-            </w:rPr>
-          </w:pPr>
-          <w:hyperlink w:anchor="_Toc243985058" w:history="1">
-            <w:r>
-              <w:rPr>
-                <w:rStyle w:val="Hipervnculo"/>
-                <w:noProof/>
-              </w:rPr>
-              <w:t>5.1 Consultar productos</w:t>
-            </w:r>
-            <w:r>
-              <w:rPr>
-                <w:noProof/>
-                <w:webHidden/>
-              </w:rPr>
-              <w:tab/>
-            </w:r>
-            <w:r>
-              <w:rPr>
-                <w:noProof/>
-                <w:webHidden/>
-              </w:rPr>
-              <w:fldChar w:fldCharType="begin"/>
-            </w:r>
-            <w:r>
-              <w:rPr>
-                <w:noProof/>
-                <w:webHidden/>
-              </w:rPr>
-              <w:instrText xml:space="preserve"> PAGEREF _Toc243985058 \h </w:instrText>
-            </w:r>
-            <w:r>
-              <w:rPr>
-                <w:noProof/>
-                <w:webHidden/>
-              </w:rPr>
-            </w:r>
-            <w:r>
-              <w:rPr>
-                <w:noProof/>
-                <w:webHidden/>
-              </w:rPr>
-              <w:fldChar w:fldCharType="separate"/>
-            </w:r>
-            <w:r>
-              <w:rPr>
-                <w:noProof/>
-                <w:webHidden/>
-              </w:rPr>
-              <w:t>7</w:t>
-            </w:r>
-            <w:r>
-              <w:rPr>
-                <w:noProof/>
-                <w:webHidden/>
-              </w:rPr>
-              <w:fldChar w:fldCharType="end"/>
-            </w:r>
-          </w:hyperlink>
-        </w:p>
-        <w:p>
-          <w:pPr>
-            <w:pStyle w:val="TDC2"/>
-            <w:tabs>
-              <w:tab w:val="right" w:leader="dot" w:pos="9638"/>
-            </w:tabs>
-            <w:rPr>
-              <w:noProof/>
-            </w:rPr>
-          </w:pPr>
-          <w:hyperlink w:anchor="_Toc243985059" w:history="1">
-            <w:r>
-              <w:rPr>
-                <w:rStyle w:val="Hipervnculo"/>
-                <w:noProof/>
-              </w:rPr>
-              <w:t>5.2 Crear un producto</w:t>
-            </w:r>
-            <w:r>
-              <w:rPr>
-                <w:noProof/>
-                <w:webHidden/>
-              </w:rPr>
-              <w:tab/>
-            </w:r>
-            <w:r>
-              <w:rPr>
-                <w:noProof/>
-                <w:webHidden/>
-              </w:rPr>
-              <w:fldChar w:fldCharType="begin"/>
-            </w:r>
-            <w:r>
-              <w:rPr>
-                <w:noProof/>
-                <w:webHidden/>
-              </w:rPr>
-              <w:instrText xml:space="preserve"> PAGEREF _Toc243985059 \h </w:instrText>
-            </w:r>
-            <w:r>
-              <w:rPr>
-                <w:noProof/>
-                <w:webHidden/>
-              </w:rPr>
-            </w:r>
-            <w:r>
-              <w:rPr>
-                <w:noProof/>
-                <w:webHidden/>
-              </w:rPr>
-              <w:fldChar w:fldCharType="separate"/>
-            </w:r>
-            <w:r>
-              <w:rPr>
-                <w:noProof/>
-                <w:webHidden/>
-              </w:rPr>
-              <w:t>7</w:t>
-            </w:r>
-            <w:r>
-              <w:rPr>
-                <w:noProof/>
-                <w:webHidden/>
-              </w:rPr>
-              <w:fldChar w:fldCharType="end"/>
-            </w:r>
-          </w:hyperlink>
-        </w:p>
-        <w:p>
-          <w:pPr>
-            <w:pStyle w:val="TDC2"/>
-            <w:tabs>
-              <w:tab w:val="right" w:leader="dot" w:pos="9638"/>
-            </w:tabs>
-            <w:rPr>
-              <w:noProof/>
-            </w:rPr>
-          </w:pPr>
-          <w:hyperlink w:anchor="_Toc243985060" w:history="1">
-            <w:r>
-              <w:rPr>
-                <w:rStyle w:val="Hipervnculo"/>
-                <w:noProof/>
-              </w:rPr>
-              <w:t>5.3 Editar un producto y ajustar existencias</w:t>
-            </w:r>
-            <w:r>
-              <w:rPr>
-                <w:noProof/>
-                <w:webHidden/>
-              </w:rPr>
-              <w:tab/>
-            </w:r>
-            <w:r>
-              <w:rPr>
-                <w:noProof/>
-                <w:webHidden/>
-              </w:rPr>
-              <w:fldChar w:fldCharType="begin"/>
-            </w:r>
-            <w:r>
-              <w:rPr>
-                <w:noProof/>
-                <w:webHidden/>
-              </w:rPr>
-              <w:instrText xml:space="preserve"> PAGEREF _Toc243985060 \h </w:instrText>
-            </w:r>
-            <w:r>
-              <w:rPr>
-                <w:noProof/>
-                <w:webHidden/>
-              </w:rPr>
-            </w:r>
-            <w:r>
-              <w:rPr>
-                <w:noProof/>
-                <w:webHidden/>
-              </w:rPr>
-              <w:fldChar w:fldCharType="separate"/>
-            </w:r>
-            <w:r>
-              <w:rPr>
-                <w:noProof/>
-                <w:webHidden/>
-              </w:rPr>
-              <w:t>8</w:t>
-            </w:r>
-            <w:r>
-              <w:rPr>
-                <w:noProof/>
-                <w:webHidden/>
-              </w:rPr>
-              <w:fldChar w:fldCharType="end"/>
-            </w:r>
-          </w:hyperlink>
-        </w:p>
-        <w:p>
-          <w:pPr>
-            <w:pStyle w:val="TDC2"/>
-            <w:tabs>
-              <w:tab w:val="right" w:leader="dot" w:pos="9638"/>
-            </w:tabs>
-            <w:rPr>
-              <w:noProof/>
-            </w:rPr>
-          </w:pPr>
-          <w:hyperlink w:anchor="_Toc243985061" w:history="1">
-            <w:r>
-              <w:rPr>
-                <w:rStyle w:val="Hipervnculo"/>
-                <w:noProof/>
-              </w:rPr>
-              <w:t>5.4 Eliminar un producto</w:t>
-            </w:r>
-            <w:r>
-              <w:rPr>
-                <w:noProof/>
-                <w:webHidden/>
-              </w:rPr>
-              <w:tab/>
-            </w:r>
-            <w:r>
-              <w:rPr>
-                <w:noProof/>
-                <w:webHidden/>
-              </w:rPr>
-              <w:fldChar w:fldCharType="begin"/>
-            </w:r>
-            <w:r>
-              <w:rPr>
-                <w:noProof/>
-                <w:webHidden/>
-              </w:rPr>
-              <w:instrText xml:space="preserve"> PAGEREF _Toc243985061 \h </w:instrText>
-            </w:r>
-            <w:r>
-              <w:rPr>
-                <w:noProof/>
-                <w:webHidden/>
-              </w:rPr>
-            </w:r>
-            <w:r>
-              <w:rPr>
-                <w:noProof/>
-                <w:webHidden/>
-              </w:rPr>
-              <w:fldChar w:fldCharType="separate"/>
-            </w:r>
-            <w:r>
-              <w:rPr>
-                <w:noProof/>
-                <w:webHidden/>
-              </w:rPr>
-              <w:t>8</w:t>
-            </w:r>
-            <w:r>
-              <w:rPr>
-                <w:noProof/>
-                <w:webHidden/>
-              </w:rPr>
-              <w:fldChar w:fldCharType="end"/>
-            </w:r>
-          </w:hyperlink>
-        </w:p>
-        <w:p>
-          <w:pPr>
-            <w:pStyle w:val="TDC1"/>
-            <w:tabs>
-              <w:tab w:val="right" w:leader="dot" w:pos="9638"/>
-            </w:tabs>
-            <w:rPr>
-              <w:noProof/>
-            </w:rPr>
-          </w:pPr>
-          <w:hyperlink w:anchor="_Toc243985062" w:history="1">
-            <w:r>
-              <w:rPr>
-                <w:rStyle w:val="Hipervnculo"/>
-                <w:noProof/>
-              </w:rPr>
-              <w:t>6. Funciones previstas que no están disponibles en esta rama</w:t>
-            </w:r>
-            <w:r>
-              <w:rPr>
-                <w:noProof/>
-                <w:webHidden/>
-              </w:rPr>
-              <w:tab/>
-            </w:r>
-            <w:r>
-              <w:rPr>
-                <w:noProof/>
-                <w:webHidden/>
-              </w:rPr>
-              <w:fldChar w:fldCharType="begin"/>
-            </w:r>
-            <w:r>
-              <w:rPr>
-                <w:noProof/>
-                <w:webHidden/>
-              </w:rPr>
-              <w:instrText xml:space="preserve"> PAGEREF _Toc243985062 \h </w:instrText>
-            </w:r>
-            <w:r>
-              <w:rPr>
-                <w:noProof/>
-                <w:webHidden/>
-              </w:rPr>
-            </w:r>
-            <w:r>
-              <w:rPr>
-                <w:noProof/>
-                <w:webHidden/>
-              </w:rPr>
-              <w:fldChar w:fldCharType="separate"/>
-            </w:r>
-            <w:r>
-              <w:rPr>
-                <w:noProof/>
-                <w:webHidden/>
-              </w:rPr>
-              <w:t>8</w:t>
-            </w:r>
-            <w:r>
-              <w:rPr>
-                <w:noProof/>
-                <w:webHidden/>
-              </w:rPr>
-              <w:fldChar w:fldCharType="end"/>
-            </w:r>
-          </w:hyperlink>
-        </w:p>
-        <w:p>
-          <w:pPr>
-            <w:pStyle w:val="TDC1"/>
-            <w:tabs>
-              <w:tab w:val="right" w:leader="dot" w:pos="9638"/>
-            </w:tabs>
-            <w:rPr>
-              <w:noProof/>
-            </w:rPr>
-          </w:pPr>
-          <w:hyperlink w:anchor="_Toc243985063" w:history="1">
-            <w:r>
-              <w:rPr>
-                <w:rStyle w:val="Hipervnculo"/>
-                <w:noProof/>
-              </w:rPr>
-              <w:t>7. Problemas frecuentes</w:t>
-            </w:r>
-            <w:r>
-              <w:rPr>
-                <w:noProof/>
-                <w:webHidden/>
-              </w:rPr>
-              <w:tab/>
-            </w:r>
-            <w:r>
-              <w:rPr>
-                <w:noProof/>
-                <w:webHidden/>
-              </w:rPr>
-              <w:fldChar w:fldCharType="begin"/>
-            </w:r>
-            <w:r>
-              <w:rPr>
-                <w:noProof/>
-                <w:webHidden/>
-              </w:rPr>
-              <w:instrText xml:space="preserve"> PAGEREF _Toc243985063 \h </w:instrText>
-            </w:r>
-            <w:r>
-              <w:rPr>
-                <w:noProof/>
-                <w:webHidden/>
-              </w:rPr>
-            </w:r>
-            <w:r>
-              <w:rPr>
-                <w:noProof/>
-                <w:webHidden/>
-              </w:rPr>
-              <w:fldChar w:fldCharType="separate"/>
-            </w:r>
-            <w:r>
-              <w:rPr>
-                <w:noProof/>
-                <w:webHidden/>
-              </w:rPr>
-              <w:t>8</w:t>
-            </w:r>
-            <w:r>
-              <w:rPr>
-                <w:noProof/>
-                <w:webHidden/>
-              </w:rPr>
-              <w:fldChar w:fldCharType="end"/>
-            </w:r>
-          </w:hyperlink>
-        </w:p>
-        <w:p>
-          <w:pPr>
-            <w:pStyle w:val="TDC1"/>
-            <w:tabs>
-              <w:tab w:val="right" w:leader="dot" w:pos="9638"/>
-            </w:tabs>
-            <w:rPr>
-              <w:noProof/>
-            </w:rPr>
-          </w:pPr>
-          <w:hyperlink w:anchor="_Toc243985064" w:history="1">
-            <w:r>
-              <w:rPr>
-                <w:rStyle w:val="Hipervnculo"/>
-                <w:noProof/>
-              </w:rPr>
-              <w:t>8. Buenas prácticas de operación</w:t>
-            </w:r>
-            <w:r>
-              <w:rPr>
-                <w:noProof/>
-                <w:webHidden/>
-              </w:rPr>
-              <w:tab/>
-            </w:r>
-            <w:r>
-              <w:rPr>
-                <w:noProof/>
-                <w:webHidden/>
-              </w:rPr>
-              <w:fldChar w:fldCharType="begin"/>
-            </w:r>
-            <w:r>
-              <w:rPr>
-                <w:noProof/>
-                <w:webHidden/>
-              </w:rPr>
-              <w:instrText xml:space="preserve"> PAGEREF _Toc243985064 \h </w:instrText>
-            </w:r>
-            <w:r>
-              <w:rPr>
-                <w:noProof/>
-                <w:webHidden/>
-              </w:rPr>
-            </w:r>
-            <w:r>
-              <w:rPr>
-                <w:noProof/>
-                <w:webHidden/>
-              </w:rPr>
-              <w:fldChar w:fldCharType="separate"/>
-            </w:r>
-            <w:r>
-              <w:rPr>
-                <w:noProof/>
-                <w:webHidden/>
-              </w:rPr>
-              <w:t>9</w:t>
-            </w:r>
-            <w:r>
-              <w:rPr>
-                <w:noProof/>
-                <w:webHidden/>
-              </w:rPr>
-              <w:fldChar w:fldCharType="end"/>
-            </w:r>
-          </w:hyperlink>
-        </w:p>
-        <w:p>
-          <w:pPr>
-            <w:pStyle w:val="TDC1"/>
-            <w:tabs>
-              <w:tab w:val="right" w:leader="dot" w:pos="9638"/>
-            </w:tabs>
-            <w:rPr>
-              <w:noProof/>
-            </w:rPr>
-          </w:pPr>
-          <w:hyperlink w:anchor="_Toc243985065" w:history="1">
-            <w:r>
-              <w:rPr>
-                <w:rStyle w:val="Hipervnculo"/>
-                <w:noProof/>
-              </w:rPr>
-              <w:t>9. Referencias y mantenimiento</w:t>
-            </w:r>
-            <w:r>
-              <w:rPr>
-                <w:noProof/>
-                <w:webHidden/>
-              </w:rPr>
-              <w:tab/>
-            </w:r>
-            <w:r>
-              <w:rPr>
-                <w:noProof/>
-                <w:webHidden/>
-              </w:rPr>
-              <w:fldChar w:fldCharType="begin"/>
-            </w:r>
-            <w:r>
-              <w:rPr>
-                <w:noProof/>
-                <w:webHidden/>
-              </w:rPr>
-              <w:instrText xml:space="preserve"> PAGEREF _Toc243985065 \h </w:instrText>
-            </w:r>
-            <w:r>
-              <w:rPr>
-                <w:noProof/>
-                <w:webHidden/>
-              </w:rPr>
-            </w:r>
-            <w:r>
-              <w:rPr>
-                <w:noProof/>
-                <w:webHidden/>
-              </w:rPr>
-              <w:fldChar w:fldCharType="separate"/>
-            </w:r>
-            <w:r>
-              <w:rPr>
-                <w:noProof/>
-                <w:webHidden/>
-              </w:rPr>
-              <w:t>9</w:t>
+              <w:t>10</w:t>
             </w:r>
             <w:r>
               <w:rPr>
@@ -2115,159 +2658,128 @@
       </w:sdtContent>
     </w:sdt>
     <w:p>
-      <w:r>
-        <w:br w:type="page"/>
-      </w:r>
+      <w:pPr>
+        <w:pStyle w:val="Ttulo1"/>
+      </w:pPr>
     </w:p>
     <w:p>
       <w:pPr>
         <w:pStyle w:val="Ttulo1"/>
         <w:jc w:val="center"/>
       </w:pPr>
-      <w:bookmarkStart w:id="3" w:name="_Toc243985044"/>
-      <w:r>
-        <w:lastRenderedPageBreak/>
+      <w:bookmarkStart w:id="2" w:name="_Toc243991082"/>
+      <w:r>
         <w:t>Resumen ejecutivo</w:t>
       </w:r>
+      <w:bookmarkEnd w:id="2"/>
+    </w:p>
+    <w:p>
+      <w:r>
+        <w:t>La Única es una aplicación web de uso local para administrar clientes, productos, ventas y reportes. Este manual explica cómo registrar información y consultar los resultados de las operaciones de la tienda.</w:t>
+      </w:r>
+    </w:p>
+    <w:p>
+      <w:r>
+        <w:t>La versión revisada permite crear y consultar facturas, imprimir comprobantes internos, cancelar ventas pagadas y consultar reportes. Los importes se calculan con los precios vigentes del catálogo; por esta razón, pueden cambiar cuando se actualiza el precio de un producto.</w:t>
+      </w:r>
+    </w:p>
+    <w:p>
+      <w:r>
+        <w:t>El apartado de preparación está dirigido al responsable técnico. Las demás secciones orientan al personal de la tienda paso a paso.</w:t>
+      </w:r>
+    </w:p>
+    <w:p>
+      <w:pPr>
+        <w:pStyle w:val="Ttulo2"/>
+      </w:pPr>
+      <w:bookmarkStart w:id="3" w:name="_Toc243991083"/>
+      <w:r>
+        <w:t>Objetivo general</w:t>
+      </w:r>
       <w:bookmarkEnd w:id="3"/>
     </w:p>
     <w:p>
       <w:r>
-        <w:t>La Única es una aplicación web de uso local que permite administrar la información de clientes y productos de una tienda. Este manual orienta al personal encargado en el acceso al sistema y en la realización de las tareas habituales: registrar, consultar, modificar y eliminar datos.</w:t>
-      </w:r>
-    </w:p>
-    <w:p>
-      <w:r>
-        <w:t>La versión revisada cuenta con formularios para clientes y productos. El documento de requisitos también contempla ventas, facturas y reportes; sin embargo, esas funciones no se encuentran disponibles como módulos web en la rama consultada. Por esta razón, el manual explica las operaciones presentes e identifica por separado las funciones pendientes.</w:t>
-      </w:r>
-    </w:p>
-    <w:p>
-      <w:r>
-        <w:t>Para utilizar el sistema es necesario contar con el entorno local y la base de datos configurados. El apartado de preparación técnica está dirigido a la persona responsable de la instalación; las secciones siguientes contienen instrucciones paso a paso para el personal de la tienda.</w:t>
+        <w:t>Orientar al usuario en el manejo de los módulos de La Única y en la consulta responsable de la información.</w:t>
+      </w:r>
+    </w:p>
+    <w:p>
+      <w:pPr>
+        <w:pStyle w:val="Ttulo2"/>
+      </w:pPr>
+      <w:bookmarkStart w:id="4" w:name="_Toc243991084"/>
+      <w:r>
+        <w:t>Objetivos específicos</w:t>
+      </w:r>
+      <w:bookmarkEnd w:id="4"/>
+    </w:p>
+    <w:p>
+      <w:pPr>
+        <w:pStyle w:val="Listaconvietas"/>
+      </w:pPr>
+      <w:r>
+        <w:t>Explicar el acceso y las condiciones necesarias para usar la aplicación.</w:t>
+      </w:r>
+    </w:p>
+    <w:p>
+      <w:pPr>
+        <w:pStyle w:val="Listaconvietas"/>
+      </w:pPr>
+      <w:r>
+        <w:t>Describir la administración de clientes, productos y facturas.</w:t>
+      </w:r>
+    </w:p>
+    <w:p>
+      <w:pPr>
+        <w:pStyle w:val="Listaconvietas"/>
+      </w:pPr>
+      <w:r>
+        <w:t>Explicar los reportes, sus filtros y las limitaciones de los importes.</w:t>
+      </w:r>
+    </w:p>
+    <w:p>
+      <w:pPr>
+        <w:pStyle w:val="Listaconvietas"/>
+      </w:pPr>
+      <w:r>
+        <w:t>Orientar la solución inicial de problemas frecuentes.</w:t>
+      </w:r>
+    </w:p>
+    <w:p>
+      <w:r>
+        <w:br w:type="page"/>
       </w:r>
     </w:p>
     <w:p>
       <w:pPr>
         <w:pStyle w:val="Ttulo1"/>
       </w:pPr>
-      <w:bookmarkStart w:id="4" w:name="_Toc243985045"/>
-      <w:r>
-        <w:t>Objetivo general</w:t>
-      </w:r>
-      <w:bookmarkEnd w:id="4"/>
-    </w:p>
-    <w:p>
-      <w:r>
-        <w:t>Orientar al usuario en el manejo correcto de La Única, facilitando el registro y la consulta de clientes y productos, así como el cuidado de la información almacenada.</w:t>
-      </w:r>
-    </w:p>
-    <w:p>
-      <w:pPr>
-        <w:pStyle w:val="Ttulo1"/>
-      </w:pPr>
-      <w:bookmarkStart w:id="5" w:name="_Toc243985046"/>
-      <w:r>
-        <w:t>Objetivos específicos</w:t>
-      </w:r>
-      <w:bookmarkEnd w:id="5"/>
-    </w:p>
-    <w:p>
-      <w:pPr>
-        <w:pStyle w:val="Listaconvietas"/>
-      </w:pPr>
-      <w:r>
-        <w:t>Explicar los requisitos básicos y el acceso al sistema.</w:t>
-      </w:r>
-    </w:p>
-    <w:p>
-      <w:pPr>
-        <w:pStyle w:val="Listaconvietas"/>
-      </w:pPr>
-      <w:r>
-        <w:t>Describir el procedimiento para crear, consultar, editar y eliminar clientes y productos.</w:t>
-      </w:r>
-    </w:p>
-    <w:p>
-      <w:pPr>
-        <w:pStyle w:val="Listaconvietas"/>
-      </w:pPr>
-      <w:r>
-        <w:t>Dar a conocer las validaciones, las restricciones y los mensajes que pueden presentarse durante el uso.</w:t>
-      </w:r>
-    </w:p>
-    <w:p>
-      <w:pPr>
-        <w:pStyle w:val="Listaconvietas"/>
-      </w:pPr>
-      <w:r>
-        <w:t>Orientar la solución inicial de problemas frecuentes y las prácticas de protección de la información.</w:t>
-      </w:r>
-    </w:p>
-    <w:p>
-      <w:pPr>
-        <w:pStyle w:val="Ttulo1"/>
-      </w:pPr>
-      <w:bookmarkStart w:id="6" w:name="_Toc243985047"/>
-      <w:r>
-        <w:t>Usuarios del manual</w:t>
-      </w:r>
-      <w:bookmarkEnd w:id="6"/>
-    </w:p>
-    <w:p>
-      <w:r>
-        <w:t>El manual está dirigido al personal que registra información en la tienda y al responsable técnico que instala y mantiene la aplicación. No se requieren conocimientos de programación para seguir los procedimientos de clientes y productos.</w:t>
-      </w:r>
-    </w:p>
-    <w:p>
-      <w:r>
-        <w:br w:type="page"/>
-      </w:r>
-    </w:p>
-    <w:p>
-      <w:pPr>
-        <w:pStyle w:val="Ttulo1"/>
-      </w:pPr>
-      <w:bookmarkStart w:id="7" w:name="_Toc243985048"/>
+      <w:bookmarkStart w:id="5" w:name="_Toc243991085"/>
       <w:r>
         <w:lastRenderedPageBreak/>
         <w:t>1. Objetivo y alcance</w:t>
       </w:r>
-      <w:bookmarkEnd w:id="7"/>
-    </w:p>
-    <w:p>
-      <w:r>
-        <w:t xml:space="preserve">Este manual explica cómo acceder a La Única y administrar clientes y productos. Las instrucciones describen los archivos de la rama indicada. El SRS 1.3 define también ventas, facturas y reportes; esas funciones </w:t>
-      </w:r>
-      <w:r>
-        <w:rPr>
-          <w:b/>
-        </w:rPr>
-        <w:t>son requisitos previstos y no disponen de una interfaz implementada en esta revisión</w:t>
-      </w:r>
-      <w:r>
-        <w:t>. La documentación entregada describe esas funciones como terminadas; sin embargo, no aparecen en el código de esta rama. Antes de utilizarlas, será necesario incorporarlas y comprobar su funcionamiento.</w:t>
-      </w:r>
-    </w:p>
-    <w:p>
-      <w:r>
-        <w:t xml:space="preserve">El sistema no implementa inicio de sesión ni roles. Su uso está previsto en el equipo local; controle el acceso mediante el sistema operativo y no exponga el servicio </w:t>
-      </w:r>
-      <w:r>
-        <w:t>an-Internet</w:t>
-      </w:r>
-      <w:r>
-        <w:t>. El comprobante previsto en el SRS es interno, no se debe asumir que sea una factura electrónica o fiscal.</w:t>
+      <w:bookmarkEnd w:id="5"/>
+    </w:p>
+    <w:p>
+      <w:r>
+        <w:t>Este manual explica cómo acceder a La Única y utilizar sus módulos de clientes, productos, facturas y reportes. Describe el funcionamiento de la rama indicada y orienta las tareas habituales del personal de la tienda. El sistema está diseñado para trabajar en un entorno local.</w:t>
+      </w:r>
+    </w:p>
+    <w:p>
+      <w:r>
+        <w:t>El sistema no implementa inicio de sesión ni roles. Su uso está previsto en el equipo local; controle el acceso mediante el sistema operativo y no exponga el servicio a Internet. El comprobante previsto en el SRS es interno, no se debe asumir que sea una factura electrónica o fiscal.</w:t>
       </w:r>
     </w:p>
     <w:p>
       <w:pPr>
         <w:pStyle w:val="Ttulo1"/>
       </w:pPr>
-      <w:bookmarkStart w:id="8" w:name="_Toc243985049"/>
+      <w:bookmarkStart w:id="6" w:name="_Toc243991086"/>
       <w:r>
         <w:t>2. Antes de comenzar</w:t>
       </w:r>
-      <w:bookmarkEnd w:id="8"/>
+      <w:bookmarkEnd w:id="6"/>
     </w:p>
     <w:p>
       <w:r>
@@ -2289,11 +2801,11 @@
       <w:pPr>
         <w:pStyle w:val="Ttulo2"/>
       </w:pPr>
-      <w:bookmarkStart w:id="9" w:name="_Toc243985050"/>
+      <w:bookmarkStart w:id="7" w:name="_Toc243991087"/>
       <w:r>
         <w:t>2.1 Preparación técnica inicial</w:t>
       </w:r>
-      <w:bookmarkEnd w:id="9"/>
+      <w:bookmarkEnd w:id="7"/>
     </w:p>
     <w:p>
       <w:pPr>
@@ -2308,13 +2820,7 @@
         <w:ind w:left="288"/>
       </w:pPr>
       <w:r>
-        <w:t xml:space="preserve">2. Sitúe el proyecto en una carpeta servida por Apache y </w:t>
-      </w:r>
-      <w:r>
-        <w:t>configures</w:t>
-      </w:r>
-      <w:r>
-        <w:t xml:space="preserve"> el acceso local.</w:t>
+        <w:t>2. Sitúe el proyecto en una carpeta servida por Apache y configure el acceso local.</w:t>
       </w:r>
     </w:p>
     <w:p>
@@ -2322,13 +2828,7 @@
         <w:ind w:left="288"/>
       </w:pPr>
       <w:r>
-        <w:t xml:space="preserve">3. En una instancia donde la base “la_unica” no exista, importe “referencias/db.sql” con una herramienta compatible con MySQL y </w:t>
-      </w:r>
-      <w:r>
-        <w:t>cons</w:t>
-      </w:r>
-      <w:r>
-        <w:t xml:space="preserve"> el comando “DELIMITER” del script.</w:t>
+        <w:t>3. En una instancia donde la base “la_unica” no exista, importe “referencias/db.sql” con una herramienta compatible con MySQL y con el comando “DELIMITER” del script.</w:t>
       </w:r>
     </w:p>
     <w:p>
@@ -2336,25 +2836,16 @@
         <w:ind w:left="288"/>
       </w:pPr>
       <w:r>
-        <w:t xml:space="preserve">4. Revise “php/config/conexion.php” y ajuste servidor, puerto, usuario y contraseña a la instalación real. En el commit revisado el código usa “127.0.0.1”, puerto </w:t>
+        <w:t xml:space="preserve">4. Revise “php/config/conexion.php” y ajuste servidor, puerto, usuario y contraseña a la instalación real. En el commit revisado, el archivo compartido usa “127.0.0.1”, puerto </w:t>
       </w:r>
       <w:r>
         <w:rPr>
           <w:b/>
         </w:rPr>
-        <w:t>3307</w:t>
-      </w:r>
-      <w:r>
-        <w:t xml:space="preserve">, usuario “root” y contraseña “root”. El README menciona puerto </w:t>
-      </w:r>
-      <w:r>
-        <w:rPr>
-          <w:b/>
-        </w:rPr>
-        <w:t>8000</w:t>
-      </w:r>
-      <w:r>
-        <w:t xml:space="preserve"> y contraseña vacía; prevalece la configuración efectiva del archivo PHP. Además, el mensaje de error menciona 8000 aunque el código use 3307. No copie esas credenciales de desarrollo a un entorno real sin revisarlas.</w:t>
+        <w:t>5000</w:t>
+      </w:r>
+      <w:r>
+        <w:t>, usuario “root” y contraseña vacía. El README menciona el puerto 8000. La instalación local puede usar valores diferentes; compruebe el puerto y las credenciales reales con el responsable técnico. No comparta ni publique contraseñas reales.</w:t>
       </w:r>
     </w:p>
     <w:p>
@@ -2393,19 +2884,18 @@
     </w:p>
     <w:p>
       <w:r>
-        <w:t>Si tiene dudas durante la instalación, consulte al responsable técnico antes de modificar la configuración o la base de datos.</w:t>
+        <w:t>La preparación anterior se basa en la lectura del código y de los documentos; no constituye una prueba de instalación ejecutada en su equipo.</w:t>
       </w:r>
     </w:p>
     <w:p>
       <w:pPr>
         <w:pStyle w:val="Ttulo1"/>
       </w:pPr>
-      <w:bookmarkStart w:id="10" w:name="_Toc243985051"/>
-      <w:r>
-        <w:lastRenderedPageBreak/>
+      <w:bookmarkStart w:id="8" w:name="_Toc243991088"/>
+      <w:r>
         <w:t>3. Navegación</w:t>
       </w:r>
-      <w:bookmarkEnd w:id="10"/>
+      <w:bookmarkEnd w:id="8"/>
     </w:p>
     <w:p>
       <w:r>
@@ -2424,6 +2914,24 @@
         <w:rPr>
           <w:b/>
         </w:rPr>
+        <w:t>Facturas</w:t>
+      </w:r>
+      <w:r>
+        <w:t xml:space="preserve">, </w:t>
+      </w:r>
+      <w:r>
+        <w:rPr>
+          <w:b/>
+        </w:rPr>
+        <w:t>Nueva factura</w:t>
+      </w:r>
+      <w:r>
+        <w:t xml:space="preserve">, </w:t>
+      </w:r>
+      <w:r>
+        <w:rPr>
+          <w:b/>
+        </w:rPr>
         <w:t>Clientes</w:t>
       </w:r>
       <w:r>
@@ -2445,7 +2953,7 @@
         <w:t>Productos</w:t>
       </w:r>
       <w:r>
-        <w:t xml:space="preserve"> y </w:t>
+        <w:t xml:space="preserve">, </w:t>
       </w:r>
       <w:r>
         <w:rPr>
@@ -2454,11 +2962,21 @@
         <w:t>Nuevo producto</w:t>
       </w:r>
       <w:r>
-        <w:t>. En pantallas estrechas puede abrirse con el botón del menú. Las rutas de navegación de cada página ayudan a volver a la sección anterior.</w:t>
-      </w:r>
-    </w:p>
-    <w:p>
-      <w:r>
+        <w:t xml:space="preserve"> y </w:t>
+      </w:r>
+      <w:r>
+        <w:rPr>
+          <w:b/>
+        </w:rPr>
+        <w:t>Reportes</w:t>
+      </w:r>
+      <w:r>
+        <w:t>, con accesos a sus consultas. En pantallas estrechas puede abrirse con el botón del menú. Las rutas de navegación de cada página ayudan a volver a la sección anterior.</w:t>
+      </w:r>
+    </w:p>
+    <w:p>
+      <w:r>
+        <w:lastRenderedPageBreak/>
         <w:t>Los listados muestran las filas registradas y sus acciones. Si una tabla está vacía, aparece una invitación para crear el primer registro. El script inicial no carga clientes ni productos, por lo que una tabla vacía después de una instalación nueva es normal.</w:t>
       </w:r>
     </w:p>
@@ -2466,21 +2984,21 @@
       <w:pPr>
         <w:pStyle w:val="Ttulo1"/>
       </w:pPr>
-      <w:bookmarkStart w:id="11" w:name="_Toc243985052"/>
+      <w:bookmarkStart w:id="9" w:name="_Toc243991089"/>
       <w:r>
         <w:t>4. Gestión de clientes</w:t>
       </w:r>
-      <w:bookmarkEnd w:id="11"/>
+      <w:bookmarkEnd w:id="9"/>
     </w:p>
     <w:p>
       <w:pPr>
         <w:pStyle w:val="Ttulo2"/>
       </w:pPr>
-      <w:bookmarkStart w:id="12" w:name="_Toc243985053"/>
+      <w:bookmarkStart w:id="10" w:name="_Toc243991090"/>
       <w:r>
         <w:t>4.1 Consultar clientes</w:t>
       </w:r>
-      <w:bookmarkEnd w:id="12"/>
+      <w:bookmarkEnd w:id="10"/>
     </w:p>
     <w:p>
       <w:pPr>
@@ -2512,23 +3030,50 @@
         <w:ind w:left="288"/>
       </w:pPr>
       <w:r>
-        <w:t>3. Localice el registro en la lista. El listado de esta revisión no ofrece un campo de búsqueda específico.</w:t>
-      </w:r>
-    </w:p>
-    <w:p>
-      <w:r>
-        <w:t>El contador refleja referencias existentes en la base de datos; esta versión no tiene una pantalla para gestionar esas facturas.</w:t>
+        <w:t xml:space="preserve">3. Para localizar un registro, escriba el ID o el nombre en </w:t>
+      </w:r>
+      <w:r>
+        <w:rPr>
+          <w:b/>
+        </w:rPr>
+        <w:t>Buscar por ID o nombre</w:t>
+      </w:r>
+      <w:r>
+        <w:t xml:space="preserve"> y pulse </w:t>
+      </w:r>
+      <w:r>
+        <w:rPr>
+          <w:b/>
+        </w:rPr>
+        <w:t>Buscar</w:t>
+      </w:r>
+      <w:r>
+        <w:t xml:space="preserve">. Use </w:t>
+      </w:r>
+      <w:r>
+        <w:rPr>
+          <w:b/>
+        </w:rPr>
+        <w:t>Limpiar</w:t>
+      </w:r>
+      <w:r>
+        <w:t xml:space="preserve"> para volver al listado completo.</w:t>
+      </w:r>
+    </w:p>
+    <w:p>
+      <w:r>
+        <w:t>El contador indica cuántas facturas están asociadas al cliente.</w:t>
       </w:r>
     </w:p>
     <w:p>
       <w:pPr>
         <w:pStyle w:val="Ttulo2"/>
       </w:pPr>
-      <w:bookmarkStart w:id="13" w:name="_Toc243985054"/>
+      <w:bookmarkStart w:id="11" w:name="_Toc243991091"/>
       <w:r>
         <w:t>4.2 Crear un cliente</w:t>
       </w:r>
-      <w:bookmarkEnd w:id="13"/>
+      <w:bookmarkEnd w:id="11"/>
     </w:p>
     <w:p>
       <w:pPr>
@@ -2561,16 +3106,13 @@
         <w:ind w:left="288"/>
       </w:pPr>
       <w:r>
-        <w:t xml:space="preserve">2. Introduzca </w:t>
-      </w:r>
-      <w:r>
-        <w:t>un-ID</w:t>
+        <w:t xml:space="preserve">2. Introduzca un </w:t>
       </w:r>
       <w:r>
         <w:rPr>
           <w:b/>
         </w:rPr>
-        <w:t xml:space="preserve"> de cliente</w:t>
+        <w:t>ID de cliente</w:t>
       </w:r>
       <w:r>
         <w:t xml:space="preserve"> único, entero entre 1 y 2.147.483.647. Lo asigna el usuario; conserve un criterio de identificación interno para evitar duplicados.</w:t>
@@ -2615,13 +3157,7 @@
         <w:ind w:left="288"/>
       </w:pPr>
       <w:r>
-        <w:t xml:space="preserve">5. Envíe el formulario y compruebe el mensaje de creación. Si aparece un error, corrija los datos y vuelva a guardar; </w:t>
-      </w:r>
-      <w:r>
-        <w:t>un-ID</w:t>
-      </w:r>
-      <w:r>
-        <w:t xml:space="preserve"> ya registrado no puede reutilizarse.</w:t>
+        <w:t>5. Envíe el formulario y compruebe el mensaje de creación. Si aparece un error, corrija los datos y vuelva a guardar; un ID ya registrado no puede reutilizarse.</w:t>
       </w:r>
     </w:p>
     <w:p>
@@ -2633,11 +3169,11 @@
       <w:pPr>
         <w:pStyle w:val="Ttulo2"/>
       </w:pPr>
-      <w:bookmarkStart w:id="14" w:name="_Toc243985055"/>
+      <w:bookmarkStart w:id="12" w:name="_Toc243991092"/>
       <w:r>
         <w:t>4.3 Editar un cliente</w:t>
       </w:r>
-      <w:bookmarkEnd w:id="14"/>
+      <w:bookmarkEnd w:id="12"/>
     </w:p>
     <w:p>
       <w:pPr>
@@ -2683,7 +3219,6 @@
     </w:p>
     <w:p>
       <w:r>
-        <w:lastRenderedPageBreak/>
         <w:t>Cambiar el nombre actualiza el registro del cliente. Si existen facturas relacionadas, las consultas que usan el nombre actual mostrarán el nuevo nombre.</w:t>
       </w:r>
     </w:p>
@@ -2691,11 +3226,11 @@
       <w:pPr>
         <w:pStyle w:val="Ttulo2"/>
       </w:pPr>
-      <w:bookmarkStart w:id="15" w:name="_Toc243985056"/>
+      <w:bookmarkStart w:id="13" w:name="_Toc243991093"/>
       <w:r>
         <w:t>4.4 Eliminar un cliente</w:t>
       </w:r>
-      <w:bookmarkEnd w:id="15"/>
+      <w:bookmarkEnd w:id="13"/>
     </w:p>
     <w:p>
       <w:pPr>
@@ -2767,6 +3302,7 @@
     </w:p>
     <w:p>
       <w:r>
+        <w:lastRenderedPageBreak/>
         <w:t>La eliminación es permanente. Un cliente con facturas asociadas no puede eliminarse: la interfaz bloquea la acción y la base de datos protege la relación. No elimine registros relacionados directamente en la base para evitar el bloqueo.</w:t>
       </w:r>
     </w:p>
@@ -2774,21 +3310,21 @@
       <w:pPr>
         <w:pStyle w:val="Ttulo1"/>
       </w:pPr>
-      <w:bookmarkStart w:id="16" w:name="_Toc243985057"/>
+      <w:bookmarkStart w:id="14" w:name="_Toc243991094"/>
       <w:r>
         <w:t>5. Gestión de productos</w:t>
       </w:r>
-      <w:bookmarkEnd w:id="16"/>
+      <w:bookmarkEnd w:id="14"/>
     </w:p>
     <w:p>
       <w:pPr>
         <w:pStyle w:val="Ttulo2"/>
       </w:pPr>
-      <w:bookmarkStart w:id="17" w:name="_Toc243985058"/>
+      <w:bookmarkStart w:id="15" w:name="_Toc243991095"/>
       <w:r>
         <w:t>5.1 Consultar productos</w:t>
       </w:r>
-      <w:bookmarkEnd w:id="17"/>
+      <w:bookmarkEnd w:id="15"/>
     </w:p>
     <w:p>
       <w:pPr>
@@ -2834,24 +3370,36 @@
     </w:p>
     <w:p>
       <w:r>
-        <w:t xml:space="preserve">La lista no ofrece un buscador específico en la revisión consultada. Los detalles asociados pueden existir en la </w:t>
-      </w:r>
-      <w:r>
-        <w:t>base,</w:t>
-      </w:r>
-      <w:r>
-        <w:t xml:space="preserve"> aunque el módulo de facturación no esté disponible en la interfaz.</w:t>
+        <w:t xml:space="preserve">Para localizar un producto, escriba su ID o nombre en el campo de búsqueda y pulse </w:t>
+      </w:r>
+      <w:r>
+        <w:rPr>
+          <w:b/>
+        </w:rPr>
+        <w:t>Buscar</w:t>
+      </w:r>
+      <w:r>
+        <w:t xml:space="preserve">. Use </w:t>
+      </w:r>
+      <w:r>
+        <w:rPr>
+          <w:b/>
+        </w:rPr>
+        <w:t>Limpiar</w:t>
+      </w:r>
+      <w:r>
+        <w:t xml:space="preserve"> para volver al listado completo.</w:t>
       </w:r>
     </w:p>
     <w:p>
       <w:pPr>
         <w:pStyle w:val="Ttulo2"/>
       </w:pPr>
-      <w:bookmarkStart w:id="18" w:name="_Toc243985059"/>
+      <w:bookmarkStart w:id="16" w:name="_Toc243991096"/>
       <w:r>
         <w:t>5.2 Crear un producto</w:t>
       </w:r>
-      <w:bookmarkEnd w:id="18"/>
+      <w:bookmarkEnd w:id="16"/>
     </w:p>
     <w:p>
       <w:pPr>
@@ -2891,7 +3439,6 @@
       <w:tblPr>
         <w:tblStyle w:val="Tablaconcuadrcula"/>
         <w:tblW w:w="0" w:type="auto"/>
-        <w:jc w:val="center"/>
         <w:tblLook w:val="04A0" w:firstRow="1" w:lastRow="0" w:firstColumn="1" w:lastColumn="0" w:noHBand="0" w:noVBand="1"/>
       </w:tblPr>
       <w:tblGrid>
@@ -2903,7 +3450,6 @@
         <w:trPr>
           <w:cantSplit/>
           <w:tblHeader/>
-          <w:jc w:val="center"/>
         </w:trPr>
         <w:tc>
           <w:tcPr>
@@ -2966,7 +3512,6 @@
       <w:tr>
         <w:trPr>
           <w:cantSplit/>
-          <w:jc w:val="center"/>
         </w:trPr>
         <w:tc>
           <w:tcPr>
@@ -3023,7 +3568,6 @@
       <w:tr>
         <w:trPr>
           <w:cantSplit/>
-          <w:jc w:val="center"/>
         </w:trPr>
         <w:tc>
           <w:tcPr>
@@ -3080,7 +3624,6 @@
       <w:tr>
         <w:trPr>
           <w:cantSplit/>
-          <w:jc w:val="center"/>
         </w:trPr>
         <w:tc>
           <w:tcPr>
@@ -3137,7 +3680,6 @@
       <w:tr>
         <w:trPr>
           <w:cantSplit/>
-          <w:jc w:val="center"/>
         </w:trPr>
         <w:tc>
           <w:tcPr>
@@ -3216,7 +3758,6 @@
     </w:p>
     <w:p>
       <w:r>
-        <w:lastRenderedPageBreak/>
         <w:t>Para el precio, introduzca el valor decimal conforme al control numérico de su navegador; el servidor valida el formato decimal con punto, por ejemplo “4500.50”, sin separadores de miles. El listado presenta el precio con formato local. Stock y unidad son datos distintos: aunque la unidad se escriba como texto, el stock solo admite enteros.</w:t>
       </w:r>
     </w:p>
@@ -3224,11 +3765,11 @@
       <w:pPr>
         <w:pStyle w:val="Ttulo2"/>
       </w:pPr>
-      <w:bookmarkStart w:id="19" w:name="_Toc243985060"/>
+      <w:bookmarkStart w:id="17" w:name="_Toc243991097"/>
       <w:r>
         <w:t>5.3 Editar un producto y ajustar existencias</w:t>
       </w:r>
-      <w:bookmarkEnd w:id="19"/>
+      <w:bookmarkEnd w:id="17"/>
     </w:p>
     <w:p>
       <w:pPr>
@@ -3283,7 +3824,11 @@
         <w:t>existencia final</w:t>
       </w:r>
       <w:r>
-        <w:t>, no una cantidad que se suma: para pasar de 10 a 15 unidades escriba “15”, no “5”. Si el producto ya está asociado a un detalle de factura, la aplicación impide cambiar su unidad. El ajuste disponible en esta revisión se realiza editando el producto; no hay un historial de movimientos documentado en la interfaz.</w:t>
+        <w:t xml:space="preserve">, no una cantidad que se suma: para pasar de 10 a 15 unidades escriba “15”, no “5”. Si el producto ya está asociado a un detalle de factura, la </w:t>
+      </w:r>
+      <w:r>
+        <w:lastRenderedPageBreak/>
+        <w:t>aplicación impide cambiar su unidad. El ajuste disponible en esta revisión se realiza editando el producto; no hay un historial de movimientos documentado en la interfaz.</w:t>
       </w:r>
     </w:p>
     <w:p>
@@ -3301,11 +3846,11 @@
       <w:pPr>
         <w:pStyle w:val="Ttulo2"/>
       </w:pPr>
-      <w:bookmarkStart w:id="20" w:name="_Toc243985061"/>
+      <w:bookmarkStart w:id="18" w:name="_Toc243991098"/>
       <w:r>
         <w:t>5.4 Eliminar un producto</w:t>
       </w:r>
-      <w:bookmarkEnd w:id="20"/>
+      <w:bookmarkEnd w:id="18"/>
     </w:p>
     <w:p>
       <w:pPr>
@@ -3385,40 +3930,607 @@
       <w:pPr>
         <w:pStyle w:val="Ttulo1"/>
       </w:pPr>
-      <w:bookmarkStart w:id="21" w:name="_Toc243985062"/>
-      <w:r>
-        <w:t>6. Funciones previstas que no están disponibles en esta rama</w:t>
+      <w:bookmarkStart w:id="19" w:name="_Toc243991099"/>
+      <w:r>
+        <w:t>6. Ventas y facturas</w:t>
+      </w:r>
+      <w:bookmarkEnd w:id="19"/>
+    </w:p>
+    <w:p>
+      <w:r>
+        <w:t xml:space="preserve">Una venta relaciona un cliente con uno o varios productos y genera una factura identificada por un número. El sistema registra la venta con estado </w:t>
+      </w:r>
+      <w:r>
+        <w:rPr>
+          <w:b/>
+        </w:rPr>
+        <w:t>Pagado</w:t>
+      </w:r>
+      <w:r>
+        <w:t xml:space="preserve"> y descuenta del stock las cantidades vendidas. Antes de empezar, registre al cliente y compruebe que los productos tengan existencias suficientes.</w:t>
+      </w:r>
+    </w:p>
+    <w:p>
+      <w:pPr>
+        <w:pStyle w:val="Ttulo2"/>
+      </w:pPr>
+      <w:bookmarkStart w:id="20" w:name="_Toc243991100"/>
+      <w:r>
+        <w:t>6.1 Registrar una venta</w:t>
+      </w:r>
+      <w:bookmarkEnd w:id="20"/>
+    </w:p>
+    <w:p>
+      <w:pPr>
+        <w:ind w:left="288"/>
+      </w:pPr>
+      <w:r>
+        <w:t xml:space="preserve">1. En el menú, seleccione </w:t>
+      </w:r>
+      <w:r>
+        <w:rPr>
+          <w:b/>
+        </w:rPr>
+        <w:t>Nueva factura</w:t>
+      </w:r>
+      <w:r>
+        <w:t xml:space="preserve"> o entre en </w:t>
+      </w:r>
+      <w:r>
+        <w:rPr>
+          <w:b/>
+        </w:rPr>
+        <w:t>Facturas</w:t>
+      </w:r>
+      <w:r>
+        <w:t xml:space="preserve"> y pulse </w:t>
+      </w:r>
+      <w:r>
+        <w:rPr>
+          <w:b/>
+        </w:rPr>
+        <w:t>Nueva factura</w:t>
+      </w:r>
+      <w:r>
+        <w:t>.</w:t>
+      </w:r>
+    </w:p>
+    <w:p>
+      <w:pPr>
+        <w:ind w:left="288"/>
+      </w:pPr>
+      <w:r>
+        <w:t xml:space="preserve">2. En </w:t>
+      </w:r>
+      <w:r>
+        <w:rPr>
+          <w:b/>
+        </w:rPr>
+        <w:t>Cliente</w:t>
+      </w:r>
+      <w:r>
+        <w:t xml:space="preserve">, seleccione el cliente correspondiente. Si no está registrado, créelo primero desde </w:t>
+      </w:r>
+      <w:r>
+        <w:rPr>
+          <w:b/>
+        </w:rPr>
+        <w:t>Clientes</w:t>
+      </w:r>
+      <w:r>
+        <w:t>.</w:t>
+      </w:r>
+    </w:p>
+    <w:p>
+      <w:pPr>
+        <w:ind w:left="288"/>
+      </w:pPr>
+      <w:r>
+        <w:t>3. Seleccione el producto y escriba una cantidad entera mayor que cero. La pantalla muestra el precio y las existencias disponibles. Un producto agotado no se puede seleccionar.</w:t>
+      </w:r>
+    </w:p>
+    <w:p>
+      <w:pPr>
+        <w:ind w:left="288"/>
+      </w:pPr>
+      <w:r>
+        <w:t xml:space="preserve">4. Para añadir otro producto, pulse </w:t>
+      </w:r>
+      <w:r>
+        <w:rPr>
+          <w:b/>
+        </w:rPr>
+        <w:t>Agregar producto</w:t>
+      </w:r>
+      <w:r>
+        <w:t xml:space="preserve"> y complete la nueva línea. Cada producto se agrega una sola vez: para vender varias unidades, cambie su cantidad. Si agregó una línea por error, pulse </w:t>
+      </w:r>
+      <w:r>
+        <w:rPr>
+          <w:b/>
+        </w:rPr>
+        <w:t>Quitar</w:t>
+      </w:r>
+      <w:r>
+        <w:t>.</w:t>
+      </w:r>
+    </w:p>
+    <w:p>
+      <w:pPr>
+        <w:ind w:left="288"/>
+      </w:pPr>
+      <w:r>
+        <w:t xml:space="preserve">5. Revise las líneas y el </w:t>
+      </w:r>
+      <w:r>
+        <w:rPr>
+          <w:b/>
+        </w:rPr>
+        <w:t>Total estimado</w:t>
+      </w:r>
+      <w:r>
+        <w:t>. Puede registrar entre 1 y 100 líneas; la cantidad no debe superar las existencias disponibles.</w:t>
+      </w:r>
+    </w:p>
+    <w:p>
+      <w:pPr>
+        <w:ind w:left="288"/>
+      </w:pPr>
+      <w:r>
+        <w:t xml:space="preserve">6. Pulse </w:t>
+      </w:r>
+      <w:r>
+        <w:rPr>
+          <w:b/>
+        </w:rPr>
+        <w:t>Guardar venta</w:t>
+      </w:r>
+      <w:r>
+        <w:t>. Compruebe el mensaje de confirmación y el número de factura. Si aparece un error de stock, revise las cantidades y vuelva a intentarlo.</w:t>
+      </w:r>
+    </w:p>
+    <w:p>
+      <w:pPr>
+        <w:ind w:left="288"/>
+      </w:pPr>
+      <w:r>
+        <w:t xml:space="preserve">7. Abra </w:t>
+      </w:r>
+      <w:r>
+        <w:rPr>
+          <w:b/>
+        </w:rPr>
+        <w:t>Facturas</w:t>
+      </w:r>
+      <w:r>
+        <w:t xml:space="preserve"> para verificar el registro y </w:t>
+      </w:r>
+      <w:r>
+        <w:rPr>
+          <w:b/>
+        </w:rPr>
+        <w:t>Productos</w:t>
+      </w:r>
+      <w:r>
+        <w:t xml:space="preserve"> para comprobar que las existencias se hayan actualizado.</w:t>
+      </w:r>
+    </w:p>
+    <w:p>
+      <w:r>
+        <w:t>La aplicación vuelve a comprobar el cliente y el stock al guardar. Si no puede completar la operación, muestra un mensaje y revierte los cambios de la transacción. No vuelva a enviar una venta sin revisar antes si se creó una factura, especialmente después de una interrupción de conexión.</w:t>
+      </w:r>
+    </w:p>
+    <w:p>
+      <w:pPr>
+        <w:pStyle w:val="Ttulo2"/>
+      </w:pPr>
+      <w:bookmarkStart w:id="21" w:name="_Toc243991101"/>
+      <w:r>
+        <w:lastRenderedPageBreak/>
+        <w:t>6.2 Buscar y consultar una factura</w:t>
       </w:r>
       <w:bookmarkEnd w:id="21"/>
     </w:p>
     <w:p>
-      <w:r>
-        <w:t>El SRS describe registrar una venta con cliente y productos, descontar existencias, consultar e imprimir facturas, cancelar una factura pagada y consultar reportes. El esquema contiene tablas, vistas y procedimientos para parte de esos datos, pero en el commit revisado no hay módulos web de facturas ni reportes. Por tanto, no se pueden documentar pasos operativos comprobados para esas funciones y no debe asumirse que las reglas transaccionales previstas están implementadas.</w:t>
-      </w:r>
-    </w:p>
-    <w:p>
-      <w:r>
-        <w:t>Cuando se desarrollen, el equipo deberá probarlas y actualizar este manual. El SRS indica, entre otras reglas, que los informes usan precios actuales y que algunos conteos incluyen facturas canceladas; son características a validar en la versión que incorpore los reportes.</w:t>
-      </w:r>
-    </w:p>
-    <w:p/>
-    <w:p/>
+      <w:pPr>
+        <w:ind w:left="288"/>
+      </w:pPr>
+      <w:r>
+        <w:t xml:space="preserve">1. Seleccione </w:t>
+      </w:r>
+      <w:r>
+        <w:rPr>
+          <w:b/>
+        </w:rPr>
+        <w:t>Facturas</w:t>
+      </w:r>
+      <w:r>
+        <w:t xml:space="preserve"> en el menú.</w:t>
+      </w:r>
+    </w:p>
+    <w:p>
+      <w:pPr>
+        <w:ind w:left="288"/>
+      </w:pPr>
+      <w:r>
+        <w:t xml:space="preserve">2. Escriba el número de factura, el ID del cliente o el nombre en el campo de búsqueda. Si lo necesita, indique también la </w:t>
+      </w:r>
+      <w:r>
+        <w:rPr>
+          <w:b/>
+        </w:rPr>
+        <w:t>Fecha de la factura</w:t>
+      </w:r>
+      <w:r>
+        <w:t xml:space="preserve"> y pulse </w:t>
+      </w:r>
+      <w:r>
+        <w:rPr>
+          <w:b/>
+        </w:rPr>
+        <w:t>Buscar</w:t>
+      </w:r>
+      <w:r>
+        <w:t>.</w:t>
+      </w:r>
+    </w:p>
+    <w:p>
+      <w:pPr>
+        <w:ind w:left="288"/>
+      </w:pPr>
+      <w:r>
+        <w:t xml:space="preserve">3. Revise la fecha, el cliente, el estado, el número de líneas y el total vigente. Pulse </w:t>
+      </w:r>
+      <w:r>
+        <w:rPr>
+          <w:b/>
+        </w:rPr>
+        <w:t>Ver / imprimir</w:t>
+      </w:r>
+      <w:r>
+        <w:t xml:space="preserve"> para abrir el comprobante.</w:t>
+      </w:r>
+    </w:p>
+    <w:p>
+      <w:pPr>
+        <w:ind w:left="288"/>
+      </w:pPr>
+      <w:r>
+        <w:t xml:space="preserve">4. Use </w:t>
+      </w:r>
+      <w:r>
+        <w:rPr>
+          <w:b/>
+        </w:rPr>
+        <w:t>Limpiar</w:t>
+      </w:r>
+      <w:r>
+        <w:t xml:space="preserve"> para quitar los filtros y volver a ver el listado completo.</w:t>
+      </w:r>
+    </w:p>
+    <w:p>
+      <w:r>
+        <w:t>Si aparece “No se encontraron facturas”, revise el ID, el nombre y la fecha. Si no hay ventas registradas, el listado mostrará un estado vacío.</w:t>
+      </w:r>
+    </w:p>
+    <w:p>
+      <w:pPr>
+        <w:pStyle w:val="Ttulo2"/>
+      </w:pPr>
+      <w:bookmarkStart w:id="22" w:name="_Toc243991102"/>
+      <w:r>
+        <w:t>6.3 Imprimir el comprobante</w:t>
+      </w:r>
+      <w:bookmarkEnd w:id="22"/>
+    </w:p>
+    <w:p>
+      <w:pPr>
+        <w:ind w:left="288"/>
+      </w:pPr>
+      <w:r>
+        <w:t xml:space="preserve">1. Abra la factura desde </w:t>
+      </w:r>
+      <w:r>
+        <w:rPr>
+          <w:b/>
+        </w:rPr>
+        <w:t>Facturas</w:t>
+      </w:r>
+      <w:r>
+        <w:t xml:space="preserve"> con </w:t>
+      </w:r>
+      <w:r>
+        <w:rPr>
+          <w:b/>
+        </w:rPr>
+        <w:t>Ver / imprimir</w:t>
+      </w:r>
+      <w:r>
+        <w:t>.</w:t>
+      </w:r>
+    </w:p>
+    <w:p>
+      <w:pPr>
+        <w:ind w:left="288"/>
+      </w:pPr>
+      <w:r>
+        <w:t>2. Compruebe el cliente, los productos, las cantidades, el estado y el total mostrado.</w:t>
+      </w:r>
+    </w:p>
+    <w:p>
+      <w:pPr>
+        <w:ind w:left="288"/>
+      </w:pPr>
+      <w:r>
+        <w:t xml:space="preserve">3. Pulse </w:t>
+      </w:r>
+      <w:r>
+        <w:rPr>
+          <w:b/>
+        </w:rPr>
+        <w:t>Imprimir</w:t>
+      </w:r>
+      <w:r>
+        <w:t xml:space="preserve"> o </w:t>
+      </w:r>
+      <w:r>
+        <w:rPr>
+          <w:b/>
+        </w:rPr>
+        <w:t>Imprimir comprobante</w:t>
+      </w:r>
+      <w:r>
+        <w:t>. En el cuadro del navegador seleccione una impresora o la opción de guardar como PDF, si está disponible, y confirme.</w:t>
+      </w:r>
+    </w:p>
+    <w:p>
+      <w:r>
+        <w:t xml:space="preserve">El documento es un </w:t>
+      </w:r>
+      <w:r>
+        <w:rPr>
+          <w:b/>
+        </w:rPr>
+        <w:t>comprobante interno de venta</w:t>
+      </w:r>
+      <w:r>
+        <w:t>; el sistema no lo presenta como factura fiscal o electrónica. Los importes se calculan con los precios actuales de los productos, no con un precio histórico guardado en cada línea.</w:t>
+      </w:r>
+    </w:p>
+    <w:p>
+      <w:pPr>
+        <w:pStyle w:val="Ttulo2"/>
+      </w:pPr>
+      <w:bookmarkStart w:id="23" w:name="_Toc243991103"/>
+      <w:r>
+        <w:t>6.4 Cancelar una factura</w:t>
+      </w:r>
+      <w:bookmarkEnd w:id="23"/>
+    </w:p>
+    <w:p>
+      <w:pPr>
+        <w:ind w:left="288"/>
+      </w:pPr>
+      <w:r>
+        <w:t xml:space="preserve">1. Busque la factura y abra </w:t>
+      </w:r>
+      <w:r>
+        <w:rPr>
+          <w:b/>
+        </w:rPr>
+        <w:t>Ver / imprimir</w:t>
+      </w:r>
+      <w:r>
+        <w:t>.</w:t>
+      </w:r>
+    </w:p>
+    <w:p>
+      <w:pPr>
+        <w:ind w:left="288"/>
+      </w:pPr>
+      <w:r>
+        <w:t xml:space="preserve">2. Confirme que el estado sea </w:t>
+      </w:r>
+      <w:r>
+        <w:rPr>
+          <w:b/>
+        </w:rPr>
+        <w:t>Pagado</w:t>
+      </w:r>
+      <w:r>
+        <w:t xml:space="preserve"> y revise el cliente y las líneas antes de continuar.</w:t>
+      </w:r>
+    </w:p>
+    <w:p>
+      <w:pPr>
+        <w:ind w:left="288"/>
+      </w:pPr>
+      <w:r>
+        <w:t xml:space="preserve">3. Pulse </w:t>
+      </w:r>
+      <w:r>
+        <w:rPr>
+          <w:b/>
+        </w:rPr>
+        <w:t>Cancelar factura</w:t>
+      </w:r>
+      <w:r>
+        <w:t xml:space="preserve"> y confirme la pregunta del navegador sobre la reposición de existencias.</w:t>
+      </w:r>
+    </w:p>
+    <w:p>
+      <w:pPr>
+        <w:ind w:left="288"/>
+      </w:pPr>
+      <w:r>
+        <w:t xml:space="preserve">4. Compruebe el mensaje de resultado y que el estado cambie a </w:t>
+      </w:r>
+      <w:r>
+        <w:rPr>
+          <w:b/>
+        </w:rPr>
+        <w:t>Cancelado</w:t>
+      </w:r>
+      <w:r>
+        <w:t>. Revise el stock de los productos involucrados.</w:t>
+      </w:r>
+    </w:p>
+    <w:p>
+      <w:r>
+        <w:t>Al cancelar una factura pagada, la aplicación repone las unidades de su detalle al stock vigente. Una factura cancelada no puede cancelarse nuevamente. La opción tampoco está disponible para facturas pendientes. Si la operación falla, consulte el mensaje y verifique el estado antes de repetirla.</w:t>
+      </w:r>
+    </w:p>
+    <w:p>
+      <w:pPr>
+        <w:pStyle w:val="Ttulo2"/>
+      </w:pPr>
+      <w:bookmarkStart w:id="24" w:name="_Toc243991104"/>
+      <w:r>
+        <w:t>6.5 Estados e importes</w:t>
+      </w:r>
+      <w:bookmarkEnd w:id="24"/>
+    </w:p>
+    <w:p>
+      <w:pPr>
+        <w:pStyle w:val="Listaconvietas"/>
+      </w:pPr>
+      <w:r>
+        <w:rPr>
+          <w:b/>
+        </w:rPr>
+        <w:t>Pagado:</w:t>
+      </w:r>
+      <w:r>
+        <w:t xml:space="preserve"> estado asignado al registrar una venta desde esta interfaz; puede cancelarse.</w:t>
+      </w:r>
+    </w:p>
+    <w:p>
+      <w:pPr>
+        <w:pStyle w:val="Listaconvietas"/>
+      </w:pPr>
+      <w:r>
+        <w:rPr>
+          <w:b/>
+        </w:rPr>
+        <w:t>Cancelado:</w:t>
+      </w:r>
+      <w:r>
+        <w:t xml:space="preserve"> factura anulada, con las existencias repuestas al completar la operación.</w:t>
+      </w:r>
+    </w:p>
+    <w:p>
+      <w:pPr>
+        <w:pStyle w:val="Listaconvietas"/>
+      </w:pPr>
+      <w:r>
+        <w:rPr>
+          <w:b/>
+        </w:rPr>
+        <w:t>Pendiente:</w:t>
+      </w:r>
+      <w:r>
+        <w:t xml:space="preserve"> estado admitido por la base de datos y consultable en reportes; esta versión no define una transición de pago desde la interfaz.</w:t>
+      </w:r>
+    </w:p>
+    <w:p>
+      <w:r>
+        <w:t>Los precios, subtotales y totales que se consultan se calculan con el precio vigente del catálogo. Por ejemplo, si el precio de un producto cambia después de la venta, el total consultado de la factura anterior también puede cambiar. Tenga esto presente al interpretar o imprimir comprobantes.</w:t>
+      </w:r>
+    </w:p>
     <w:p>
       <w:pPr>
         <w:pStyle w:val="Ttulo1"/>
       </w:pPr>
-      <w:bookmarkStart w:id="22" w:name="_Toc243985063"/>
+      <w:bookmarkStart w:id="25" w:name="_Toc243991105"/>
       <w:r>
         <w:lastRenderedPageBreak/>
-        <w:t>7. Problemas frecuentes</w:t>
-      </w:r>
-      <w:bookmarkEnd w:id="22"/>
+        <w:t>7. Consulta de reportes</w:t>
+      </w:r>
+      <w:bookmarkEnd w:id="25"/>
+    </w:p>
+    <w:p>
+      <w:pPr>
+        <w:pStyle w:val="Ttulo2"/>
+      </w:pPr>
+      <w:bookmarkStart w:id="26" w:name="_Toc243991106"/>
+      <w:r>
+        <w:t>7.1 Abrir un reporte</w:t>
+      </w:r>
+      <w:bookmarkEnd w:id="26"/>
+    </w:p>
+    <w:p>
+      <w:pPr>
+        <w:ind w:left="288"/>
+      </w:pPr>
+      <w:r>
+        <w:t xml:space="preserve">1. Seleccione </w:t>
+      </w:r>
+      <w:r>
+        <w:rPr>
+          <w:b/>
+        </w:rPr>
+        <w:t>Reportes</w:t>
+      </w:r>
+      <w:r>
+        <w:t xml:space="preserve"> en el menú para ver el resumen.</w:t>
+      </w:r>
+    </w:p>
+    <w:p>
+      <w:pPr>
+        <w:ind w:left="288"/>
+      </w:pPr>
+      <w:r>
+        <w:t xml:space="preserve">2. Identifique el reporte que necesita y pulse </w:t>
+      </w:r>
+      <w:r>
+        <w:rPr>
+          <w:b/>
+        </w:rPr>
+        <w:t>Abrir reporte</w:t>
+      </w:r>
+      <w:r>
+        <w:t>; también puede entrar desde los accesos del menú lateral.</w:t>
+      </w:r>
+    </w:p>
+    <w:p>
+      <w:pPr>
+        <w:ind w:left="288"/>
+      </w:pPr>
+      <w:r>
+        <w:t xml:space="preserve">3. Revise sus resultados y la nota explicativa. Para regresar, pulse </w:t>
+      </w:r>
+      <w:r>
+        <w:rPr>
+          <w:b/>
+        </w:rPr>
+        <w:t>Volver al resumen de reportes</w:t>
+      </w:r>
+      <w:r>
+        <w:t>.</w:t>
+      </w:r>
+    </w:p>
+    <w:p>
+      <w:pPr>
+        <w:ind w:left="288"/>
+      </w:pPr>
+      <w:r>
+        <w:t>4. Si no hay datos, la pantalla mostrará un mensaje como “No hay facturas con detalles para calcular”. Registre primero la información correspondiente y vuelva a consultar.</w:t>
+      </w:r>
+    </w:p>
+    <w:p>
+      <w:pPr>
+        <w:pStyle w:val="Ttulo2"/>
+      </w:pPr>
+      <w:bookmarkStart w:id="27" w:name="_Toc243991107"/>
+      <w:r>
+        <w:t>7.2 Interpretar los reportes disponibles</w:t>
+      </w:r>
+      <w:bookmarkEnd w:id="27"/>
     </w:p>
     <w:tbl>
       <w:tblPr>
         <w:tblStyle w:val="Tablaconcuadrcula"/>
         <w:tblW w:w="0" w:type="auto"/>
-        <w:jc w:val="center"/>
         <w:tblLook w:val="04A0" w:firstRow="1" w:lastRow="0" w:firstColumn="1" w:lastColumn="0" w:noHBand="0" w:noVBand="1"/>
       </w:tblPr>
       <w:tblGrid>
@@ -3429,7 +4541,6 @@
         <w:trPr>
           <w:cantSplit/>
           <w:tblHeader/>
-          <w:jc w:val="center"/>
         </w:trPr>
         <w:tc>
           <w:tcPr>
@@ -3446,7 +4557,7 @@
                 <w:b/>
                 <w:sz w:val="20"/>
               </w:rPr>
-              <w:t>Situación</w:t>
+              <w:t>Reporte</w:t>
             </w:r>
           </w:p>
         </w:tc>
@@ -3465,7 +4576,7 @@
                 <w:b/>
                 <w:sz w:val="20"/>
               </w:rPr>
-              <w:t>Acción recomendada</w:t>
+              <w:t>Información y consideraciones</w:t>
             </w:r>
           </w:p>
         </w:tc>
@@ -3473,7 +4584,6 @@
       <w:tr>
         <w:trPr>
           <w:cantSplit/>
-          <w:jc w:val="center"/>
         </w:trPr>
         <w:tc>
           <w:tcPr>
@@ -3488,7 +4598,7 @@
               <w:rPr>
                 <w:sz w:val="20"/>
               </w:rPr>
-              <w:t>La página no abre</w:t>
+              <w:t>Clientes y cantidad de facturas</w:t>
             </w:r>
           </w:p>
         </w:tc>
@@ -3505,7 +4615,7 @@
               <w:rPr>
                 <w:sz w:val="20"/>
               </w:rPr>
-              <w:t>Compruebe que Apache esté iniciado y que la URL corresponda a la carpeta servida.</w:t>
+              <w:t>Cuenta las facturas por cliente, incluso clientes sin facturas. Incluye todos los estados.</w:t>
             </w:r>
           </w:p>
         </w:tc>
@@ -3513,7 +4623,6 @@
       <w:tr>
         <w:trPr>
           <w:cantSplit/>
-          <w:jc w:val="center"/>
         </w:trPr>
         <w:tc>
           <w:tcPr>
@@ -3528,7 +4637,7 @@
               <w:rPr>
                 <w:sz w:val="20"/>
               </w:rPr>
-              <w:t>Error de conexión a MySQL</w:t>
+              <w:t>Total vigente por factura</w:t>
             </w:r>
           </w:p>
         </w:tc>
@@ -3545,7 +4654,7 @@
               <w:rPr>
                 <w:sz w:val="20"/>
               </w:rPr>
-              <w:t>Compruebe que MySQL esté iniciado y revise host, puerto, base y credenciales en “php/config/conexion.php”. El mensaje puede mencionar 8000 aunque el archivo indique otro puerto.</w:t>
+              <w:t>Suma cantidad por precio vigente. Incluye facturas canceladas y omite facturas sin detalles.</w:t>
             </w:r>
           </w:p>
         </w:tc>
@@ -3553,7 +4662,6 @@
       <w:tr>
         <w:trPr>
           <w:cantSplit/>
-          <w:jc w:val="center"/>
         </w:trPr>
         <w:tc>
           <w:tcPr>
@@ -3568,7 +4676,7 @@
               <w:rPr>
                 <w:sz w:val="20"/>
               </w:rPr>
-              <w:t>No hay clientes o productos</w:t>
+              <w:t>Unidades facturadas por producto</w:t>
             </w:r>
           </w:p>
         </w:tc>
@@ -3585,7 +4693,7 @@
               <w:rPr>
                 <w:sz w:val="20"/>
               </w:rPr>
-              <w:t>Si la instalación es nueva, es normal: “db.sql” no incorpora datos. Cree los registros necesarios.</w:t>
+              <w:t>Suma las cantidades de los detalles; incluye facturas canceladas y pendientes. Solo muestra productos con detalles.</w:t>
             </w:r>
           </w:p>
         </w:tc>
@@ -3593,7 +4701,6 @@
       <w:tr>
         <w:trPr>
           <w:cantSplit/>
-          <w:jc w:val="center"/>
         </w:trPr>
         <w:tc>
           <w:tcPr>
@@ -3608,7 +4715,7 @@
               <w:rPr>
                 <w:sz w:val="20"/>
               </w:rPr>
-              <w:t>No se puede crear un cliente</w:t>
+              <w:t>Detalle de facturas</w:t>
             </w:r>
           </w:p>
         </w:tc>
@@ -3625,7 +4732,7 @@
               <w:rPr>
                 <w:sz w:val="20"/>
               </w:rPr>
-              <w:t>Revise ID entero y único, nombre y fecha. Si el ID ya existe, utilice otro que corresponda al cliente.</w:t>
+              <w:t>Muestra cliente, estado, producto, cantidad, precio vigente y subtotal. Incluye todos los estados.</w:t>
             </w:r>
           </w:p>
         </w:tc>
@@ -3633,7 +4740,6 @@
       <w:tr>
         <w:trPr>
           <w:cantSplit/>
-          <w:jc w:val="center"/>
         </w:trPr>
         <w:tc>
           <w:tcPr>
@@ -3648,7 +4754,7 @@
               <w:rPr>
                 <w:sz w:val="20"/>
               </w:rPr>
-              <w:t>El producto no se guarda</w:t>
+              <w:t>Existencias de productos</w:t>
             </w:r>
           </w:p>
         </w:tc>
@@ -3665,7 +4771,7 @@
               <w:rPr>
                 <w:sz w:val="20"/>
               </w:rPr>
-              <w:t>Revise nombre y unidad, stock entero no negativo y precio no negativo con máximo dos decimales.</w:t>
+              <w:t>Muestra stock y precio vigente, ordenados desde la existencia más baja.</w:t>
             </w:r>
           </w:p>
         </w:tc>
@@ -3673,7 +4779,6 @@
       <w:tr>
         <w:trPr>
           <w:cantSplit/>
-          <w:jc w:val="center"/>
         </w:trPr>
         <w:tc>
           <w:tcPr>
@@ -3688,7 +4793,7 @@
               <w:rPr>
                 <w:sz w:val="20"/>
               </w:rPr>
-              <w:t>No se puede cambiar la unidad</w:t>
+              <w:t>Facturas por estado</w:t>
             </w:r>
           </w:p>
         </w:tc>
@@ -3705,7 +4810,7 @@
               <w:rPr>
                 <w:sz w:val="20"/>
               </w:rPr>
-              <w:t>El producto puede estar asociado a un detalle de factura; conserve la unidad y consulte al responsable.</w:t>
+              <w:t>Cuenta las facturas de cada estado presente; los estados sin registros no aparecen.</w:t>
             </w:r>
           </w:p>
         </w:tc>
@@ -3713,7 +4818,6 @@
       <w:tr>
         <w:trPr>
           <w:cantSplit/>
-          <w:jc w:val="center"/>
         </w:trPr>
         <w:tc>
           <w:tcPr>
@@ -3728,7 +4832,7 @@
               <w:rPr>
                 <w:sz w:val="20"/>
               </w:rPr>
-              <w:t>La eliminación está bloqueada</w:t>
+              <w:t>Facturas pendientes</w:t>
             </w:r>
           </w:p>
         </w:tc>
@@ -3745,7 +4849,82 @@
               <w:rPr>
                 <w:sz w:val="20"/>
               </w:rPr>
-              <w:t>Compruebe si el cliente tiene facturas o el producto tiene detalles asociados. No fuerce la eliminación.</w:t>
+              <w:t>Lista las facturas en estado Pendiente, de la más antigua a la más reciente. Es una consulta y no cambia su estado.</w:t>
+            </w:r>
+          </w:p>
+        </w:tc>
+      </w:tr>
+    </w:tbl>
+    <w:p>
+      <w:pPr>
+        <w:spacing w:after="0"/>
+      </w:pPr>
+    </w:p>
+    <w:p>
+      <w:r>
+        <w:t>Los conteos que incluyen cancelaciones no equivalen necesariamente a ventas vigentes. Para analizar inventario, revise también el estado de las facturas y las reposiciones. Si el resumen no carga, solicite al responsable técnico que compruebe la conexión, las vistas y los procedimientos de la base de datos.</w:t>
+      </w:r>
+    </w:p>
+    <w:p>
+      <w:pPr>
+        <w:pStyle w:val="Ttulo1"/>
+      </w:pPr>
+      <w:bookmarkStart w:id="28" w:name="_Toc243991108"/>
+      <w:r>
+        <w:t>8. Problemas frecuentes</w:t>
+      </w:r>
+      <w:bookmarkEnd w:id="28"/>
+    </w:p>
+    <w:tbl>
+      <w:tblPr>
+        <w:tblStyle w:val="Tablaconcuadrcula"/>
+        <w:tblW w:w="0" w:type="auto"/>
+        <w:tblLook w:val="04A0" w:firstRow="1" w:lastRow="0" w:firstColumn="1" w:lastColumn="0" w:noHBand="0" w:noVBand="1"/>
+      </w:tblPr>
+      <w:tblGrid>
+        <w:gridCol w:w="4824"/>
+        <w:gridCol w:w="4824"/>
+      </w:tblGrid>
+      <w:tr>
+        <w:trPr>
+          <w:cantSplit/>
+          <w:tblHeader/>
+        </w:trPr>
+        <w:tc>
+          <w:tcPr>
+            <w:tcW w:w="4824" w:type="dxa"/>
+            <w:shd w:val="clear" w:color="auto" w:fill="DCE6F1"/>
+            <w:vAlign w:val="center"/>
+          </w:tcPr>
+          <w:p>
+            <w:pPr>
+              <w:spacing w:before="60" w:after="60"/>
+            </w:pPr>
+            <w:r>
+              <w:rPr>
+                <w:b/>
+                <w:sz w:val="20"/>
+              </w:rPr>
+              <w:t>Situación</w:t>
+            </w:r>
+          </w:p>
+        </w:tc>
+        <w:tc>
+          <w:tcPr>
+            <w:tcW w:w="4824" w:type="dxa"/>
+            <w:shd w:val="clear" w:color="auto" w:fill="DCE6F1"/>
+            <w:vAlign w:val="center"/>
+          </w:tcPr>
+          <w:p>
+            <w:pPr>
+              <w:spacing w:before="60" w:after="60"/>
+            </w:pPr>
+            <w:r>
+              <w:rPr>
+                <w:b/>
+                <w:sz w:val="20"/>
+              </w:rPr>
+              <w:t>Acción recomendada</w:t>
             </w:r>
           </w:p>
         </w:tc>
@@ -3753,7 +4932,6 @@
       <w:tr>
         <w:trPr>
           <w:cantSplit/>
-          <w:jc w:val="center"/>
         </w:trPr>
         <w:tc>
           <w:tcPr>
@@ -3768,7 +4946,7 @@
               <w:rPr>
                 <w:sz w:val="20"/>
               </w:rPr>
-              <w:t>Una lista aparece vacía de forma inesperada</w:t>
+              <w:t>La página no abre</w:t>
             </w:r>
           </w:p>
         </w:tc>
@@ -3785,19 +4963,281 @@
               <w:rPr>
                 <w:sz w:val="20"/>
               </w:rPr>
-              <w:t xml:space="preserve">Verifique que se conectó a la base correcta y consulte al responsable; no vuelva </w:t>
-            </w:r>
+              <w:t>Compruebe que Apache esté iniciado y que la URL corresponda a la carpeta servida.</w:t>
+            </w:r>
+          </w:p>
+        </w:tc>
+      </w:tr>
+      <w:tr>
+        <w:trPr>
+          <w:cantSplit/>
+        </w:trPr>
+        <w:tc>
+          <w:tcPr>
+            <w:tcW w:w="4824" w:type="dxa"/>
+            <w:vAlign w:val="center"/>
+          </w:tcPr>
+          <w:p>
+            <w:pPr>
+              <w:spacing w:before="60" w:after="60"/>
+            </w:pPr>
             <w:r>
               <w:rPr>
                 <w:sz w:val="20"/>
               </w:rPr>
-              <w:t>an</w:t>
-            </w:r>
+              <w:lastRenderedPageBreak/>
+              <w:t>Error de conexión a MySQL</w:t>
+            </w:r>
+          </w:p>
+        </w:tc>
+        <w:tc>
+          <w:tcPr>
+            <w:tcW w:w="4824" w:type="dxa"/>
+            <w:vAlign w:val="center"/>
+          </w:tcPr>
+          <w:p>
+            <w:pPr>
+              <w:spacing w:before="60" w:after="60"/>
+            </w:pPr>
             <w:r>
               <w:rPr>
                 <w:sz w:val="20"/>
               </w:rPr>
-              <w:t xml:space="preserve"> importar el script sobre datos existentes.</w:t>
+              <w:t>Compruebe que MySQL esté iniciado y revise host, puerto, base y credenciales en “php/config/conexion.php”. Compruebe el puerto configurado para su instancia local; el README y el archivo de conexión pueden diferir.</w:t>
+            </w:r>
+          </w:p>
+        </w:tc>
+      </w:tr>
+      <w:tr>
+        <w:trPr>
+          <w:cantSplit/>
+        </w:trPr>
+        <w:tc>
+          <w:tcPr>
+            <w:tcW w:w="4824" w:type="dxa"/>
+            <w:vAlign w:val="center"/>
+          </w:tcPr>
+          <w:p>
+            <w:pPr>
+              <w:spacing w:before="60" w:after="60"/>
+            </w:pPr>
+            <w:r>
+              <w:rPr>
+                <w:sz w:val="20"/>
+              </w:rPr>
+              <w:t>No hay clientes o productos</w:t>
+            </w:r>
+          </w:p>
+        </w:tc>
+        <w:tc>
+          <w:tcPr>
+            <w:tcW w:w="4824" w:type="dxa"/>
+            <w:vAlign w:val="center"/>
+          </w:tcPr>
+          <w:p>
+            <w:pPr>
+              <w:spacing w:before="60" w:after="60"/>
+            </w:pPr>
+            <w:r>
+              <w:rPr>
+                <w:sz w:val="20"/>
+              </w:rPr>
+              <w:t>Si la instalación es nueva, es normal: “db.sql” no incorpora datos. Cree los registros necesarios.</w:t>
+            </w:r>
+          </w:p>
+        </w:tc>
+      </w:tr>
+      <w:tr>
+        <w:trPr>
+          <w:cantSplit/>
+        </w:trPr>
+        <w:tc>
+          <w:tcPr>
+            <w:tcW w:w="4824" w:type="dxa"/>
+            <w:vAlign w:val="center"/>
+          </w:tcPr>
+          <w:p>
+            <w:pPr>
+              <w:spacing w:before="60" w:after="60"/>
+            </w:pPr>
+            <w:r>
+              <w:rPr>
+                <w:sz w:val="20"/>
+              </w:rPr>
+              <w:t>No se puede crear un cliente</w:t>
+            </w:r>
+          </w:p>
+        </w:tc>
+        <w:tc>
+          <w:tcPr>
+            <w:tcW w:w="4824" w:type="dxa"/>
+            <w:vAlign w:val="center"/>
+          </w:tcPr>
+          <w:p>
+            <w:pPr>
+              <w:spacing w:before="60" w:after="60"/>
+            </w:pPr>
+            <w:r>
+              <w:rPr>
+                <w:sz w:val="20"/>
+              </w:rPr>
+              <w:t>Revise ID entero y único, nombre y fecha. Si el ID ya existe, utilice otro que corresponda al cliente.</w:t>
+            </w:r>
+          </w:p>
+        </w:tc>
+      </w:tr>
+      <w:tr>
+        <w:trPr>
+          <w:cantSplit/>
+        </w:trPr>
+        <w:tc>
+          <w:tcPr>
+            <w:tcW w:w="4824" w:type="dxa"/>
+            <w:vAlign w:val="center"/>
+          </w:tcPr>
+          <w:p>
+            <w:pPr>
+              <w:spacing w:before="60" w:after="60"/>
+            </w:pPr>
+            <w:r>
+              <w:rPr>
+                <w:sz w:val="20"/>
+              </w:rPr>
+              <w:t>El producto no se guarda</w:t>
+            </w:r>
+          </w:p>
+        </w:tc>
+        <w:tc>
+          <w:tcPr>
+            <w:tcW w:w="4824" w:type="dxa"/>
+            <w:vAlign w:val="center"/>
+          </w:tcPr>
+          <w:p>
+            <w:pPr>
+              <w:spacing w:before="60" w:after="60"/>
+            </w:pPr>
+            <w:r>
+              <w:rPr>
+                <w:sz w:val="20"/>
+              </w:rPr>
+              <w:t>Revise nombre y unidad, stock entero no negativo y precio no negativo con máximo dos decimales.</w:t>
+            </w:r>
+          </w:p>
+        </w:tc>
+      </w:tr>
+      <w:tr>
+        <w:trPr>
+          <w:cantSplit/>
+        </w:trPr>
+        <w:tc>
+          <w:tcPr>
+            <w:tcW w:w="4824" w:type="dxa"/>
+            <w:vAlign w:val="center"/>
+          </w:tcPr>
+          <w:p>
+            <w:pPr>
+              <w:spacing w:before="60" w:after="60"/>
+            </w:pPr>
+            <w:r>
+              <w:rPr>
+                <w:sz w:val="20"/>
+              </w:rPr>
+              <w:t>No se puede cambiar la unidad</w:t>
+            </w:r>
+          </w:p>
+        </w:tc>
+        <w:tc>
+          <w:tcPr>
+            <w:tcW w:w="4824" w:type="dxa"/>
+            <w:vAlign w:val="center"/>
+          </w:tcPr>
+          <w:p>
+            <w:pPr>
+              <w:spacing w:before="60" w:after="60"/>
+            </w:pPr>
+            <w:r>
+              <w:rPr>
+                <w:sz w:val="20"/>
+              </w:rPr>
+              <w:t>El producto puede estar asociado a un detalle de factura; conserve la unidad y consulte al responsable.</w:t>
+            </w:r>
+          </w:p>
+        </w:tc>
+      </w:tr>
+      <w:tr>
+        <w:trPr>
+          <w:cantSplit/>
+        </w:trPr>
+        <w:tc>
+          <w:tcPr>
+            <w:tcW w:w="4824" w:type="dxa"/>
+            <w:vAlign w:val="center"/>
+          </w:tcPr>
+          <w:p>
+            <w:pPr>
+              <w:spacing w:before="60" w:after="60"/>
+            </w:pPr>
+            <w:r>
+              <w:rPr>
+                <w:sz w:val="20"/>
+              </w:rPr>
+              <w:t>La eliminación está bloqueada</w:t>
+            </w:r>
+          </w:p>
+        </w:tc>
+        <w:tc>
+          <w:tcPr>
+            <w:tcW w:w="4824" w:type="dxa"/>
+            <w:vAlign w:val="center"/>
+          </w:tcPr>
+          <w:p>
+            <w:pPr>
+              <w:spacing w:before="60" w:after="60"/>
+            </w:pPr>
+            <w:r>
+              <w:rPr>
+                <w:sz w:val="20"/>
+              </w:rPr>
+              <w:t>Compruebe si el cliente tiene facturas o el producto tiene detalles asociados. No fuerce la eliminación.</w:t>
+            </w:r>
+          </w:p>
+        </w:tc>
+      </w:tr>
+      <w:tr>
+        <w:trPr>
+          <w:cantSplit/>
+        </w:trPr>
+        <w:tc>
+          <w:tcPr>
+            <w:tcW w:w="4824" w:type="dxa"/>
+            <w:vAlign w:val="center"/>
+          </w:tcPr>
+          <w:p>
+            <w:pPr>
+              <w:spacing w:before="60" w:after="60"/>
+            </w:pPr>
+            <w:r>
+              <w:rPr>
+                <w:sz w:val="20"/>
+              </w:rPr>
+              <w:t>Una lista aparece vacía de forma inesperada</w:t>
+            </w:r>
+          </w:p>
+        </w:tc>
+        <w:tc>
+          <w:tcPr>
+            <w:tcW w:w="4824" w:type="dxa"/>
+            <w:vAlign w:val="center"/>
+          </w:tcPr>
+          <w:p>
+            <w:pPr>
+              <w:spacing w:before="60" w:after="60"/>
+            </w:pPr>
+            <w:r>
+              <w:rPr>
+                <w:sz w:val="20"/>
+              </w:rPr>
+              <w:t>Verifique que se conectó a la base correcta y consulte al responsable; no vuelva a importar el script sobre datos existentes.</w:t>
             </w:r>
           </w:p>
         </w:tc>
@@ -3817,11 +5257,11 @@
       <w:pPr>
         <w:pStyle w:val="Ttulo1"/>
       </w:pPr>
-      <w:bookmarkStart w:id="23" w:name="_Toc243985064"/>
-      <w:r>
-        <w:t>8. Buenas prácticas de operación</w:t>
-      </w:r>
-      <w:bookmarkEnd w:id="23"/>
+      <w:bookmarkStart w:id="29" w:name="_Toc243991109"/>
+      <w:r>
+        <w:t>9. Buenas prácticas de operación</w:t>
+      </w:r>
+      <w:bookmarkEnd w:id="29"/>
     </w:p>
     <w:p>
       <w:pPr>
@@ -3860,18 +5300,18 @@
         <w:pStyle w:val="Listaconvietas"/>
       </w:pPr>
       <w:r>
-        <w:t>No considere el esquema SQL una implementación completa de ventas, cancelaciones o controles de concurrencia.</w:t>
+        <w:t>Antes de cancelar una venta, verifique la factura y revise después las existencias repuestas.</w:t>
       </w:r>
     </w:p>
     <w:p>
       <w:pPr>
         <w:pStyle w:val="Ttulo1"/>
       </w:pPr>
-      <w:bookmarkStart w:id="24" w:name="_Toc243985065"/>
-      <w:r>
-        <w:t>9. Referencias y mantenimiento</w:t>
-      </w:r>
-      <w:bookmarkEnd w:id="24"/>
+      <w:bookmarkStart w:id="30" w:name="_Toc243991110"/>
+      <w:r>
+        <w:t>10. Referencias y mantenimiento</w:t>
+      </w:r>
+      <w:bookmarkEnd w:id="30"/>
     </w:p>
     <w:p>
       <w:pPr>
@@ -3894,14 +5334,13 @@
         <w:pStyle w:val="Listaconvietas"/>
       </w:pPr>
       <w:r>
-        <w:lastRenderedPageBreak/>
         <w:t>Fecha de referencia: 27 de octubre de 2026. Actualizar este documento cuando cambie el código o la configuración y volver a verificar cada procedimiento en una instalación funcional.</w:t>
       </w:r>
     </w:p>
     <w:sectPr>
       <w:headerReference w:type="default" r:id="rId8"/>
       <w:pgSz w:w="12240" w:h="15840"/>
-      <w:pgMar w:top="1296" w:right="1296" w:bottom="1152" w:left="1296" w:header="720" w:footer="720" w:gutter="0"/>
+      <w:pgMar w:top="1224" w:right="1296" w:bottom="1224" w:left="1296" w:header="720" w:footer="720" w:gutter="0"/>
       <w:cols w:space="720"/>
       <w:docGrid w:linePitch="360"/>
     </w:sectPr>
@@ -4161,31 +5600,31 @@
       </w:rPr>
     </w:lvl>
   </w:abstractNum>
-  <w:num w:numId="1" w16cid:durableId="1644843632">
+  <w:num w:numId="1" w16cid:durableId="1887139421">
     <w:abstractNumId w:val="8"/>
   </w:num>
-  <w:num w:numId="2" w16cid:durableId="172108257">
+  <w:num w:numId="2" w16cid:durableId="54477063">
     <w:abstractNumId w:val="6"/>
   </w:num>
-  <w:num w:numId="3" w16cid:durableId="2127238027">
+  <w:num w:numId="3" w16cid:durableId="1200823658">
     <w:abstractNumId w:val="5"/>
   </w:num>
-  <w:num w:numId="4" w16cid:durableId="372312905">
+  <w:num w:numId="4" w16cid:durableId="1882940870">
     <w:abstractNumId w:val="4"/>
   </w:num>
-  <w:num w:numId="5" w16cid:durableId="1588493763">
+  <w:num w:numId="5" w16cid:durableId="563377649">
     <w:abstractNumId w:val="7"/>
   </w:num>
-  <w:num w:numId="6" w16cid:durableId="214656998">
+  <w:num w:numId="6" w16cid:durableId="1732999326">
     <w:abstractNumId w:val="3"/>
   </w:num>
-  <w:num w:numId="7" w16cid:durableId="474880011">
+  <w:num w:numId="7" w16cid:durableId="2057505820">
     <w:abstractNumId w:val="2"/>
   </w:num>
-  <w:num w:numId="8" w16cid:durableId="1815364244">
+  <w:num w:numId="8" w16cid:durableId="677970411">
     <w:abstractNumId w:val="1"/>
   </w:num>
-  <w:num w:numId="9" w16cid:durableId="1694069074">
+  <w:num w:numId="9" w16cid:durableId="408309054">
     <w:abstractNumId w:val="0"/>
   </w:num>
 </w:numbering>
@@ -4582,12 +6021,11 @@
     <w:qFormat/>
     <w:rsid w:val="00FC693F"/>
     <w:pPr>
-      <w:spacing w:after="140" w:line="269" w:lineRule="auto"/>
+      <w:spacing w:after="120" w:line="264" w:lineRule="auto"/>
     </w:pPr>
     <w:rPr>
       <w:rFonts w:ascii="Arial" w:hAnsi="Arial"/>
       <w:color w:val="000000"/>
-      <w:lang w:val="es-CO"/>
     </w:rPr>
   </w:style>
   <w:style w:type="paragraph" w:styleId="Ttulo1">
@@ -4601,7 +6039,7 @@
     <w:pPr>
       <w:keepNext/>
       <w:keepLines/>
-      <w:spacing w:before="240" w:after="120"/>
+      <w:spacing w:before="480" w:after="0"/>
       <w:outlineLvl w:val="0"/>
     </w:pPr>
     <w:rPr>
@@ -4624,7 +6062,7 @@
     <w:pPr>
       <w:keepNext/>
       <w:keepLines/>
-      <w:spacing w:before="240" w:after="120"/>
+      <w:spacing w:before="200" w:after="0"/>
       <w:outlineLvl w:val="1"/>
     </w:pPr>
     <w:rPr>
@@ -4932,14 +6370,14 @@
       <w:pBdr>
         <w:bottom w:val="single" w:sz="8" w:space="4" w:color="4F81BD" w:themeColor="accent1"/>
       </w:pBdr>
-      <w:spacing w:before="240" w:after="120" w:line="240" w:lineRule="auto"/>
+      <w:spacing w:after="300" w:line="240" w:lineRule="auto"/>
       <w:contextualSpacing/>
     </w:pPr>
     <w:rPr>
       <w:rFonts w:asciiTheme="majorHAnsi" w:eastAsiaTheme="majorEastAsia" w:hAnsiTheme="majorHAnsi" w:cstheme="majorBidi"/>
       <w:spacing w:val="5"/>
       <w:kern w:val="28"/>
-      <w:sz w:val="36"/>
+      <w:sz w:val="52"/>
       <w:szCs w:val="52"/>
     </w:rPr>
   </w:style>
@@ -5015,9 +6453,6 @@
     <w:uiPriority w:val="99"/>
     <w:unhideWhenUsed/>
     <w:rsid w:val="00AA1D8D"/>
-    <w:pPr>
-      <w:spacing w:after="120"/>
-    </w:pPr>
   </w:style>
   <w:style w:type="character" w:customStyle="1" w:styleId="TextoindependienteCar">
     <w:name w:val="Texto independiente Car"/>
@@ -5034,7 +6469,7 @@
     <w:unhideWhenUsed/>
     <w:rsid w:val="00AA1D8D"/>
     <w:pPr>
-      <w:spacing w:after="120" w:line="480" w:lineRule="auto"/>
+      <w:spacing w:line="480" w:lineRule="auto"/>
     </w:pPr>
   </w:style>
   <w:style w:type="character" w:customStyle="1" w:styleId="Textoindependiente2Car">
@@ -5051,9 +6486,6 @@
     <w:uiPriority w:val="99"/>
     <w:unhideWhenUsed/>
     <w:rsid w:val="00AA1D8D"/>
-    <w:pPr>
-      <w:spacing w:after="120"/>
-    </w:pPr>
     <w:rPr>
       <w:sz w:val="16"/>
       <w:szCs w:val="16"/>
@@ -5188,7 +6620,6 @@
     <w:unhideWhenUsed/>
     <w:rsid w:val="0029639D"/>
     <w:pPr>
-      <w:spacing w:after="120"/>
       <w:ind w:left="360"/>
       <w:contextualSpacing/>
     </w:pPr>
@@ -5200,7 +6631,6 @@
     <w:unhideWhenUsed/>
     <w:rsid w:val="0029639D"/>
     <w:pPr>
-      <w:spacing w:after="120"/>
       <w:ind w:left="720"/>
       <w:contextualSpacing/>
     </w:pPr>
@@ -5212,7 +6642,6 @@
     <w:unhideWhenUsed/>
     <w:rsid w:val="0029639D"/>
     <w:pPr>
-      <w:spacing w:after="120"/>
       <w:ind w:left="1080"/>
       <w:contextualSpacing/>
     </w:pPr>
@@ -15582,7 +17011,7 @@
     <w:autoRedefine/>
     <w:uiPriority w:val="39"/>
     <w:unhideWhenUsed/>
-    <w:rsid w:val="009C0609"/>
+    <w:rsid w:val="00907571"/>
     <w:pPr>
       <w:spacing w:after="100"/>
     </w:pPr>
@@ -15594,7 +17023,7 @@
     <w:autoRedefine/>
     <w:uiPriority w:val="39"/>
     <w:unhideWhenUsed/>
-    <w:rsid w:val="009C0609"/>
+    <w:rsid w:val="00907571"/>
     <w:pPr>
       <w:spacing w:after="100"/>
       <w:ind w:left="220"/>
@@ -15605,7 +17034,7 @@
     <w:basedOn w:val="Fuentedeprrafopredeter"/>
     <w:uiPriority w:val="99"/>
     <w:unhideWhenUsed/>
-    <w:rsid w:val="009C0609"/>
+    <w:rsid w:val="00907571"/>
     <w:rPr>
       <w:color w:val="0000FF" w:themeColor="hyperlink"/>
       <w:u w:val="single"/>
